--- a/yang-diujikan/ppkn - pembahasan.docx
+++ b/yang-diujikan/ppkn - pembahasan.docx
@@ -1,6 +1,6 @@
 
 <file path=word/document.xml><?xml version="1.0" encoding="utf-8"?>
-<w:document xmlns:wpc="http://schemas.microsoft.com/office/word/2010/wordprocessingCanvas" xmlns:cx="http://schemas.microsoft.com/office/drawing/2014/chartex" xmlns:cx1="http://schemas.microsoft.com/office/drawing/2015/9/8/chartex" xmlns:mc="http://schemas.openxmlformats.org/markup-compatibility/2006" xmlns:o="urn:schemas-microsoft-com:office:office" xmlns:r="http://schemas.openxmlformats.org/officeDocument/2006/relationships" xmlns:m="http://schemas.openxmlformats.org/officeDocument/2006/math" xmlns:v="urn:schemas-microsoft-com:vml" xmlns:wp14="http://schemas.microsoft.com/office/word/2010/wordprocessingDrawing" xmlns:wp="http://schemas.openxmlformats.org/drawingml/2006/wordprocessingDrawing" xmlns:w10="urn:schemas-microsoft-com:office:word" xmlns:w="http://schemas.openxmlformats.org/wordprocessingml/2006/main" xmlns:w14="http://schemas.microsoft.com/office/word/2010/wordml" xmlns:w15="http://schemas.microsoft.com/office/word/2012/wordml" xmlns:w16se="http://schemas.microsoft.com/office/word/2015/wordml/symex" xmlns:wpg="http://schemas.microsoft.com/office/word/2010/wordprocessingGroup" xmlns:wpi="http://schemas.microsoft.com/office/word/2010/wordprocessingInk" xmlns:wne="http://schemas.microsoft.com/office/word/2006/wordml" xmlns:wps="http://schemas.microsoft.com/office/word/2010/wordprocessingShape" mc:Ignorable="w14 w15 w16se wp14">
+<w:document xmlns:wpc="http://schemas.microsoft.com/office/word/2010/wordprocessingCanvas" xmlns:cx="http://schemas.microsoft.com/office/drawing/2014/chartex" xmlns:cx1="http://schemas.microsoft.com/office/drawing/2015/9/8/chartex" xmlns:cx2="http://schemas.microsoft.com/office/drawing/2015/10/21/chartex" xmlns:cx3="http://schemas.microsoft.com/office/drawing/2016/5/9/chartex" xmlns:cx4="http://schemas.microsoft.com/office/drawing/2016/5/10/chartex" xmlns:cx5="http://schemas.microsoft.com/office/drawing/2016/5/11/chartex" xmlns:cx6="http://schemas.microsoft.com/office/drawing/2016/5/12/chartex" xmlns:cx7="http://schemas.microsoft.com/office/drawing/2016/5/13/chartex" xmlns:cx8="http://schemas.microsoft.com/office/drawing/2016/5/14/chartex" xmlns:mc="http://schemas.openxmlformats.org/markup-compatibility/2006" xmlns:aink="http://schemas.microsoft.com/office/drawing/2016/ink" xmlns:am3d="http://schemas.microsoft.com/office/drawing/2017/model3d" xmlns:o="urn:schemas-microsoft-com:office:office" xmlns:r="http://schemas.openxmlformats.org/officeDocument/2006/relationships" xmlns:m="http://schemas.openxmlformats.org/officeDocument/2006/math" xmlns:v="urn:schemas-microsoft-com:vml" xmlns:wp14="http://schemas.microsoft.com/office/word/2010/wordprocessingDrawing" xmlns:wp="http://schemas.openxmlformats.org/drawingml/2006/wordprocessingDrawing" xmlns:w10="urn:schemas-microsoft-com:office:word" xmlns:w="http://schemas.openxmlformats.org/wordprocessingml/2006/main" xmlns:w14="http://schemas.microsoft.com/office/word/2010/wordml" xmlns:w15="http://schemas.microsoft.com/office/word/2012/wordml" xmlns:w16cex="http://schemas.microsoft.com/office/word/2018/wordml/cex" xmlns:w16cid="http://schemas.microsoft.com/office/word/2016/wordml/cid" xmlns:w16="http://schemas.microsoft.com/office/word/2018/wordml" xmlns:w16se="http://schemas.microsoft.com/office/word/2015/wordml/symex" xmlns:wpg="http://schemas.microsoft.com/office/word/2010/wordprocessingGroup" xmlns:wpi="http://schemas.microsoft.com/office/word/2010/wordprocessingInk" xmlns:wne="http://schemas.microsoft.com/office/word/2006/wordml" xmlns:wps="http://schemas.microsoft.com/office/word/2010/wordprocessingShape" mc:Ignorable="w14 w15 w16se w16cid w16 w16cex wp14">
   <w:body>
     <w:p>
       <w:pPr>
@@ -37,7 +37,7 @@
         <mc:AlternateContent>
           <mc:Choice Requires="wps">
             <w:drawing>
-              <wp:anchor distT="0" distB="0" distL="114300" distR="114300" simplePos="0" relativeHeight="251658240" behindDoc="0" locked="0" layoutInCell="1" allowOverlap="1" wp14:anchorId="2522D08F" wp14:editId="43A7BF83">
+              <wp:anchor distT="0" distB="0" distL="114300" distR="114300" simplePos="0" relativeHeight="251658240" behindDoc="0" locked="0" layoutInCell="1" allowOverlap="1" wp14:anchorId="3869FF3D" wp14:editId="55719935">
                 <wp:simplePos x="0" y="0"/>
                 <wp:positionH relativeFrom="column">
                   <wp:posOffset>4451985</wp:posOffset>
@@ -190,11 +190,11 @@
           </mc:Choice>
           <mc:Fallback>
             <w:pict>
-              <v:shapetype w14:anchorId="2522D08F" id="_x0000_t202" coordsize="21600,21600" o:spt="202" path="m,l,21600r21600,l21600,xe">
+              <v:shapetype w14:anchorId="3869FF3D" id="_x0000_t202" coordsize="21600,21600" o:spt="202" path="m,l,21600r21600,l21600,xe">
                 <v:stroke joinstyle="miter"/>
                 <v:path gradientshapeok="t" o:connecttype="rect"/>
               </v:shapetype>
-              <v:shape id="Text Box 5" o:spid="_x0000_s1026" type="#_x0000_t202" style="position:absolute;margin-left:350.55pt;margin-top:-2.35pt;width:146.5pt;height:36pt;z-index:251658240;visibility:visible;mso-wrap-style:square;mso-width-percent:0;mso-height-percent:0;mso-wrap-distance-left:9pt;mso-wrap-distance-top:0;mso-wrap-distance-right:9pt;mso-wrap-distance-bottom:0;mso-position-horizontal:absolute;mso-position-horizontal-relative:text;mso-position-vertical:absolute;mso-position-vertical-relative:text;mso-width-percent:0;mso-height-percent:0;mso-width-relative:margin;mso-height-relative:margin;v-text-anchor:top" o:gfxdata="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" filled="f" stroked="f">
+              <v:shape id="Text Box 5" o:spid="_x0000_s1026" type="#_x0000_t202" style="position:absolute;margin-left:350.55pt;margin-top:-2.35pt;width:146.5pt;height:36pt;z-index:251658240;visibility:visible;mso-wrap-style:square;mso-width-percent:0;mso-height-percent:0;mso-wrap-distance-left:9pt;mso-wrap-distance-top:0;mso-wrap-distance-right:9pt;mso-wrap-distance-bottom:0;mso-position-horizontal:absolute;mso-position-horizontal-relative:text;mso-position-vertical:absolute;mso-position-vertical-relative:text;mso-width-percent:0;mso-height-percent:0;mso-width-relative:margin;mso-height-relative:margin;v-text-anchor:top" o:gfxdata="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" filled="f" stroked="f">
                 <v:textbox>
                   <w:txbxContent>
                     <w:tbl>
@@ -415,7 +415,7 @@
                 <w:szCs w:val="22"/>
               </w:rPr>
               <w:drawing>
-                <wp:inline distT="0" distB="0" distL="0" distR="0" wp14:anchorId="2377278B" wp14:editId="2D34CAA7">
+                <wp:inline distT="0" distB="0" distL="0" distR="0" wp14:anchorId="020F5C20" wp14:editId="224DF13F">
                   <wp:extent cx="523875" cy="476250"/>
                   <wp:effectExtent l="0" t="0" r="0" b="0"/>
                   <wp:docPr id="3" name="Picture 5" descr="Description: Description: Description: Description: Description: Description: Description: Description: Description: Description: D:\DATA\Indramayu\DATA OM Yuyun\Penerbit\Buku Jadi\SM UN SMP2009\02c-Tryout-Ing Folder\Links\tut wuri handayani.tif"/>
@@ -839,8 +839,6 @@
           <w:lang w:val="id-ID"/>
         </w:rPr>
       </w:pPr>
-      <w:bookmarkStart w:id="0" w:name="_GoBack"/>
-      <w:bookmarkEnd w:id="0"/>
     </w:p>
     <w:tbl>
       <w:tblPr>
@@ -1754,7 +1752,28 @@
           <w:szCs w:val="24"/>
           <w:lang w:val="id-ID"/>
         </w:rPr>
-        <w:t>(1) dan (2)</w:t>
+        <w:t>(</w:t>
+      </w:r>
+      <w:r>
+        <w:rPr>
+          <w:rFonts w:ascii="Times New Roman" w:hAnsi="Times New Roman"/>
+          <w:color w:val="000000" w:themeColor="text1"/>
+          <w:sz w:val="24"/>
+          <w:szCs w:val="24"/>
+          <w:highlight w:val="yellow"/>
+          <w:lang w:val="id-ID"/>
+        </w:rPr>
+        <w:t>1</w:t>
+      </w:r>
+      <w:r>
+        <w:rPr>
+          <w:rFonts w:ascii="Times New Roman" w:hAnsi="Times New Roman"/>
+          <w:color w:val="000000" w:themeColor="text1"/>
+          <w:sz w:val="24"/>
+          <w:szCs w:val="24"/>
+          <w:lang w:val="id-ID"/>
+        </w:rPr>
+        <w:t>) dan (2)</w:t>
       </w:r>
       <w:r>
         <w:rPr>
@@ -2014,9 +2033,20 @@
           <w:color w:val="000000" w:themeColor="text1"/>
           <w:sz w:val="24"/>
           <w:szCs w:val="24"/>
-          <w:lang w:val="id-ID"/>
-        </w:rPr>
-        <w:t>Mengedepankan semangat persatuan bangsa</w:t>
+          <w:highlight w:val="yellow"/>
+          <w:lang w:val="id-ID"/>
+        </w:rPr>
+        <w:t>Mengedepankan</w:t>
+      </w:r>
+      <w:r>
+        <w:rPr>
+          <w:rFonts w:ascii="Times New Roman" w:hAnsi="Times New Roman"/>
+          <w:color w:val="000000" w:themeColor="text1"/>
+          <w:sz w:val="24"/>
+          <w:szCs w:val="24"/>
+          <w:lang w:val="id-ID"/>
+        </w:rPr>
+        <w:t xml:space="preserve"> semangat persatuan bangsa</w:t>
       </w:r>
     </w:p>
     <w:p>
@@ -2157,9 +2187,17 @@
       <w:r>
         <w:rPr>
           <w:rFonts w:eastAsia="Calibri"/>
-          <w:lang w:val="id-ID"/>
-        </w:rPr>
-        <w:t>Mengatur tata kehidupan masyarakat</w:t>
+          <w:highlight w:val="yellow"/>
+          <w:lang w:val="id-ID"/>
+        </w:rPr>
+        <w:t>Mengatur</w:t>
+      </w:r>
+      <w:r>
+        <w:rPr>
+          <w:rFonts w:eastAsia="Calibri"/>
+          <w:lang w:val="id-ID"/>
+        </w:rPr>
+        <w:t xml:space="preserve"> tata kehidupan masyarakat</w:t>
       </w:r>
     </w:p>
     <w:p>
@@ -2292,6 +2330,7 @@
           <w:spacing w:val="-6"/>
           <w:sz w:val="24"/>
           <w:szCs w:val="24"/>
+          <w:highlight w:val="yellow"/>
           <w:lang w:val="id-ID"/>
         </w:rPr>
       </w:pPr>
@@ -2302,6 +2341,7 @@
           <w:spacing w:val="-6"/>
           <w:sz w:val="24"/>
           <w:szCs w:val="24"/>
+          <w:highlight w:val="yellow"/>
           <w:lang w:val="id-ID"/>
         </w:rPr>
         <w:t>sekumpulan peraturan hidup yang mengatur tingkah laku manusia yang berumber dari tata pergaulan</w:t>
@@ -2448,9 +2488,19 @@
           <w:rFonts w:ascii="Times New Roman" w:hAnsi="Times New Roman"/>
           <w:sz w:val="24"/>
           <w:szCs w:val="24"/>
-          <w:lang w:val="id-ID"/>
-        </w:rPr>
-        <w:t>rancangan Undang-Undang Dasar</w:t>
+          <w:highlight w:val="yellow"/>
+          <w:lang w:val="id-ID"/>
+        </w:rPr>
+        <w:t>rancangan</w:t>
+      </w:r>
+      <w:r>
+        <w:rPr>
+          <w:rFonts w:ascii="Times New Roman" w:hAnsi="Times New Roman"/>
+          <w:sz w:val="24"/>
+          <w:szCs w:val="24"/>
+          <w:lang w:val="id-ID"/>
+        </w:rPr>
+        <w:t xml:space="preserve"> Undang-Undang Dasar</w:t>
       </w:r>
       <w:r>
         <w:rPr>
@@ -2589,9 +2639,19 @@
           <w:rFonts w:ascii="Times New Roman" w:eastAsia="Times New Roman" w:hAnsi="Times New Roman" w:cs="Times New Roman"/>
           <w:sz w:val="24"/>
           <w:szCs w:val="24"/>
-          <w:lang w:val="id-ID"/>
-        </w:rPr>
-        <w:t>kebersamaan, kesetaraan, toleransi, dan saling menghormati</w:t>
+          <w:highlight w:val="yellow"/>
+          <w:lang w:val="id-ID"/>
+        </w:rPr>
+        <w:t>kebersamaan</w:t>
+      </w:r>
+      <w:r>
+        <w:rPr>
+          <w:rFonts w:ascii="Times New Roman" w:eastAsia="Times New Roman" w:hAnsi="Times New Roman" w:cs="Times New Roman"/>
+          <w:sz w:val="24"/>
+          <w:szCs w:val="24"/>
+          <w:lang w:val="id-ID"/>
+        </w:rPr>
+        <w:t>, kesetaraan, toleransi, dan saling menghormati</w:t>
       </w:r>
     </w:p>
     <w:p>
@@ -2791,9 +2851,19 @@
           <w:rFonts w:ascii="Times New Roman" w:hAnsi="Times New Roman" w:cs="Times New Roman"/>
           <w:sz w:val="24"/>
           <w:szCs w:val="24"/>
-          <w:lang w:val="id-ID"/>
-        </w:rPr>
-        <w:t xml:space="preserve">Koperasi </w:t>
+          <w:highlight w:val="yellow"/>
+          <w:lang w:val="id-ID"/>
+        </w:rPr>
+        <w:t>Koperasi</w:t>
+      </w:r>
+      <w:r>
+        <w:rPr>
+          <w:rFonts w:ascii="Times New Roman" w:hAnsi="Times New Roman" w:cs="Times New Roman"/>
+          <w:sz w:val="24"/>
+          <w:szCs w:val="24"/>
+          <w:lang w:val="id-ID"/>
+        </w:rPr>
+        <w:t xml:space="preserve"> </w:t>
       </w:r>
       <w:r>
         <w:rPr>
@@ -2896,8 +2966,16 @@
         <w:rPr>
           <w:b w:val="0"/>
           <w:bCs/>
-        </w:rPr>
-        <w:t>aspirasi masyarakat sesuai dengan peraturan perundang-undangan</w:t>
+          <w:highlight w:val="yellow"/>
+        </w:rPr>
+        <w:t>aspirasi</w:t>
+      </w:r>
+      <w:r>
+        <w:rPr>
+          <w:b w:val="0"/>
+          <w:bCs/>
+        </w:rPr>
+        <w:t xml:space="preserve"> masyarakat sesuai dengan peraturan perundang-undangan</w:t>
       </w:r>
     </w:p>
     <w:p>
@@ -2998,8 +3076,16 @@
         <w:rPr>
           <w:b w:val="0"/>
           <w:bCs/>
-        </w:rPr>
-        <w:t>meningkatkan kesejahteraan masyarakat dalam berbagai bidang kehidupan</w:t>
+          <w:highlight w:val="yellow"/>
+        </w:rPr>
+        <w:t>meningkatkan</w:t>
+      </w:r>
+      <w:r>
+        <w:rPr>
+          <w:b w:val="0"/>
+          <w:bCs/>
+        </w:rPr>
+        <w:t xml:space="preserve"> kesejahteraan masyarakat dalam berbagai bidang kehidupan</w:t>
       </w:r>
     </w:p>
     <w:p>
@@ -3345,7 +3431,20 @@
         <w:rPr>
           <w:lang w:val="id-ID"/>
         </w:rPr>
-        <w:t>(2) dan (4)</w:t>
+        <w:t>(</w:t>
+      </w:r>
+      <w:r>
+        <w:rPr>
+          <w:highlight w:val="yellow"/>
+          <w:lang w:val="id-ID"/>
+        </w:rPr>
+        <w:t>2</w:t>
+      </w:r>
+      <w:r>
+        <w:rPr>
+          <w:lang w:val="id-ID"/>
+        </w:rPr>
+        <w:t>) dan (4)</w:t>
       </w:r>
     </w:p>
     <w:p>
@@ -3487,9 +3586,19 @@
           <w:rFonts w:ascii="Times New Roman" w:hAnsi="Times New Roman"/>
           <w:sz w:val="24"/>
           <w:szCs w:val="24"/>
-          <w:lang w:val="id-ID"/>
-        </w:rPr>
-        <w:t>menunjukkan gagasan-gagasan mengenai wujud kehidupan yang di cita-citakan</w:t>
+          <w:highlight w:val="yellow"/>
+          <w:lang w:val="id-ID"/>
+        </w:rPr>
+        <w:t>menunjukkan</w:t>
+      </w:r>
+      <w:r>
+        <w:rPr>
+          <w:rFonts w:ascii="Times New Roman" w:hAnsi="Times New Roman"/>
+          <w:sz w:val="24"/>
+          <w:szCs w:val="24"/>
+          <w:lang w:val="id-ID"/>
+        </w:rPr>
+        <w:t xml:space="preserve"> gagasan-gagasan mengenai wujud kehidupan yang di cita-citakan</w:t>
       </w:r>
     </w:p>
     <w:p>
@@ -3562,9 +3671,16 @@
       </w:pPr>
       <w:r>
         <w:rPr>
-          <w:lang w:val="id-ID"/>
-        </w:rPr>
-        <w:t xml:space="preserve">Proklamasi Kemerdekaan Indonesia lahir karena adanya Pembukaan Undang-Undang Dasar </w:t>
+          <w:highlight w:val="yellow"/>
+          <w:lang w:val="id-ID"/>
+        </w:rPr>
+        <w:t>Proklamasi</w:t>
+      </w:r>
+      <w:r>
+        <w:rPr>
+          <w:lang w:val="id-ID"/>
+        </w:rPr>
+        <w:t xml:space="preserve"> Kemerdekaan Indonesia lahir karena adanya Pembukaan Undang-Undang Dasar </w:t>
       </w:r>
     </w:p>
     <w:p>
@@ -3743,9 +3859,16 @@
       </w:pPr>
       <w:r>
         <w:rPr>
-          <w:lang w:val="id-ID"/>
-        </w:rPr>
-        <w:t xml:space="preserve">Tertulis, memuat norma-norma/ataruan-aturan/ketentuan-ketentuan yang harus dilaksanakan secara konstitusional dan merupakan hukum positif yang tertinggi. </w:t>
+          <w:highlight w:val="yellow"/>
+          <w:lang w:val="id-ID"/>
+        </w:rPr>
+        <w:t>Tertulis</w:t>
+      </w:r>
+      <w:r>
+        <w:rPr>
+          <w:lang w:val="id-ID"/>
+        </w:rPr>
+        <w:t xml:space="preserve">, memuat norma-norma/ataruan-aturan/ketentuan-ketentuan yang harus dilaksanakan secara konstitusional dan merupakan hukum positif yang tertinggi. </w:t>
       </w:r>
     </w:p>
     <w:p>
@@ -4717,9 +4840,16 @@
       </w:r>
       <w:r>
         <w:rPr>
-          <w:lang w:val="id-ID"/>
-        </w:rPr>
-        <w:t xml:space="preserve">III </w:t>
+          <w:highlight w:val="yellow"/>
+          <w:lang w:val="id-ID"/>
+        </w:rPr>
+        <w:t>III</w:t>
+      </w:r>
+      <w:r>
+        <w:rPr>
+          <w:lang w:val="id-ID"/>
+        </w:rPr>
+        <w:t xml:space="preserve"> </w:t>
       </w:r>
       <w:r>
         <w:rPr>
@@ -5019,7 +5149,20 @@
         <w:rPr>
           <w:lang w:val="id-ID"/>
         </w:rPr>
-        <w:t>(2), (3) dan (4)</w:t>
+        <w:t>(</w:t>
+      </w:r>
+      <w:r>
+        <w:rPr>
+          <w:highlight w:val="yellow"/>
+          <w:lang w:val="id-ID"/>
+        </w:rPr>
+        <w:t>2</w:t>
+      </w:r>
+      <w:r>
+        <w:rPr>
+          <w:lang w:val="id-ID"/>
+        </w:rPr>
+        <w:t>), (3) dan (4)</w:t>
       </w:r>
     </w:p>
     <w:p>
@@ -5084,9 +5227,16 @@
       </w:pPr>
       <w:r>
         <w:rPr>
-          <w:lang w:val="id-ID"/>
-        </w:rPr>
-        <w:t>Tekun belajar, menjaga kebersihan dan membuang sampah pada tempatnya</w:t>
+          <w:highlight w:val="yellow"/>
+          <w:lang w:val="id-ID"/>
+        </w:rPr>
+        <w:t>Tekun</w:t>
+      </w:r>
+      <w:r>
+        <w:rPr>
+          <w:lang w:val="id-ID"/>
+        </w:rPr>
+        <w:t xml:space="preserve"> belajar, menjaga kebersihan dan membuang sampah pada tempatnya</w:t>
       </w:r>
       <w:r>
         <w:rPr>
@@ -5303,9 +5453,19 @@
           <w:rFonts w:ascii="Times New Roman" w:eastAsia="Times New Roman" w:hAnsi="Times New Roman"/>
           <w:sz w:val="24"/>
           <w:szCs w:val="24"/>
-          <w:lang w:val="id-ID"/>
-        </w:rPr>
-        <w:t>menjaga sikap persatuan dengan meningkatkan nilai kejujuran, loyalitas dan tanggung jawab</w:t>
+          <w:highlight w:val="yellow"/>
+          <w:lang w:val="id-ID"/>
+        </w:rPr>
+        <w:t>menjaga</w:t>
+      </w:r>
+      <w:r>
+        <w:rPr>
+          <w:rFonts w:ascii="Times New Roman" w:eastAsia="Times New Roman" w:hAnsi="Times New Roman"/>
+          <w:sz w:val="24"/>
+          <w:szCs w:val="24"/>
+          <w:lang w:val="id-ID"/>
+        </w:rPr>
+        <w:t xml:space="preserve"> sikap persatuan dengan meningkatkan nilai kejujuran, loyalitas dan tanggung jawab</w:t>
       </w:r>
     </w:p>
     <w:p>
@@ -5437,9 +5597,18 @@
         <w:rPr>
           <w:rFonts w:eastAsia="Times New Roman"/>
           <w:spacing w:val="-3"/>
-          <w:lang w:val="id-ID"/>
-        </w:rPr>
-        <w:t>menjaga sikap persatuan dengan meningkatkan nilai-nilai kejujuran, loyalitas dan tanggung jawab</w:t>
+          <w:highlight w:val="yellow"/>
+          <w:lang w:val="id-ID"/>
+        </w:rPr>
+        <w:t>menjaga</w:t>
+      </w:r>
+      <w:r>
+        <w:rPr>
+          <w:rFonts w:eastAsia="Times New Roman"/>
+          <w:spacing w:val="-3"/>
+          <w:lang w:val="id-ID"/>
+        </w:rPr>
+        <w:t xml:space="preserve"> sikap persatuan dengan meningkatkan nilai-nilai kejujuran, loyalitas dan tanggung jawab</w:t>
       </w:r>
     </w:p>
     <w:p>
@@ -5640,9 +5809,19 @@
           <w:rFonts w:ascii="Times New Roman" w:hAnsi="Times New Roman"/>
           <w:sz w:val="24"/>
           <w:szCs w:val="24"/>
-          <w:lang w:val="id-ID"/>
-        </w:rPr>
-        <w:t>para pemuda Indonesia mengakui sebagai bagian dari bangsa Indonesia</w:t>
+          <w:highlight w:val="yellow"/>
+          <w:lang w:val="id-ID"/>
+        </w:rPr>
+        <w:t>para</w:t>
+      </w:r>
+      <w:r>
+        <w:rPr>
+          <w:rFonts w:ascii="Times New Roman" w:hAnsi="Times New Roman"/>
+          <w:sz w:val="24"/>
+          <w:szCs w:val="24"/>
+          <w:lang w:val="id-ID"/>
+        </w:rPr>
+        <w:t xml:space="preserve"> pemuda Indonesia mengakui sebagai bagian dari bangsa Indonesia</w:t>
       </w:r>
     </w:p>
     <w:p>
@@ -5745,9 +5924,19 @@
           <w:rFonts w:ascii="Times New Roman" w:hAnsi="Times New Roman"/>
           <w:sz w:val="24"/>
           <w:szCs w:val="24"/>
-          <w:lang w:val="id-ID"/>
-        </w:rPr>
-        <w:t>Sumpah Pemuda</w:t>
+          <w:highlight w:val="yellow"/>
+          <w:lang w:val="id-ID"/>
+        </w:rPr>
+        <w:t>Sumpah</w:t>
+      </w:r>
+      <w:r>
+        <w:rPr>
+          <w:rFonts w:ascii="Times New Roman" w:hAnsi="Times New Roman"/>
+          <w:sz w:val="24"/>
+          <w:szCs w:val="24"/>
+          <w:lang w:val="id-ID"/>
+        </w:rPr>
+        <w:t xml:space="preserve"> Pemuda</w:t>
       </w:r>
     </w:p>
     <w:p>
@@ -5877,9 +6066,17 @@
       <w:r>
         <w:rPr>
           <w:color w:val="000000"/>
-          <w:lang w:val="id-ID"/>
-        </w:rPr>
-        <w:t>memperkuat semangat dan tekat para pemuda untuk bersatu</w:t>
+          <w:highlight w:val="yellow"/>
+          <w:lang w:val="id-ID"/>
+        </w:rPr>
+        <w:t>memperkuat</w:t>
+      </w:r>
+      <w:r>
+        <w:rPr>
+          <w:color w:val="000000"/>
+          <w:lang w:val="id-ID"/>
+        </w:rPr>
+        <w:t xml:space="preserve"> semangat dan tekat para pemuda untuk bersatu</w:t>
       </w:r>
     </w:p>
     <w:p>
@@ -6037,9 +6234,20 @@
           <w:color w:val="000000" w:themeColor="text1"/>
           <w:sz w:val="24"/>
           <w:szCs w:val="24"/>
-          <w:lang w:val="id-ID"/>
-        </w:rPr>
-        <w:t>menghargai pedapat teman walaupun berbeda agama</w:t>
+          <w:highlight w:val="yellow"/>
+          <w:lang w:val="id-ID"/>
+        </w:rPr>
+        <w:t>menghargai</w:t>
+      </w:r>
+      <w:r>
+        <w:rPr>
+          <w:rFonts w:ascii="Times New Roman" w:hAnsi="Times New Roman"/>
+          <w:color w:val="000000" w:themeColor="text1"/>
+          <w:sz w:val="24"/>
+          <w:szCs w:val="24"/>
+          <w:lang w:val="id-ID"/>
+        </w:rPr>
+        <w:t xml:space="preserve"> pedapat teman walaupun berbeda agama</w:t>
       </w:r>
     </w:p>
     <w:p>
@@ -6443,7 +6651,24 @@
           <w:color w:val="000000"/>
           <w:lang w:val="id-ID" w:eastAsia="id-ID"/>
         </w:rPr>
-        <w:t>(1) dan (4)</w:t>
+        <w:t>(1</w:t>
+      </w:r>
+      <w:r>
+        <w:rPr>
+          <w:rFonts w:eastAsia="Times New Roman"/>
+          <w:color w:val="000000"/>
+          <w:highlight w:val="yellow"/>
+          <w:lang w:val="id-ID" w:eastAsia="id-ID"/>
+        </w:rPr>
+        <w:t>)</w:t>
+      </w:r>
+      <w:r>
+        <w:rPr>
+          <w:rFonts w:eastAsia="Times New Roman"/>
+          <w:color w:val="000000"/>
+          <w:lang w:val="id-ID" w:eastAsia="id-ID"/>
+        </w:rPr>
+        <w:t xml:space="preserve"> dan (4)</w:t>
       </w:r>
     </w:p>
     <w:p>
@@ -6551,9 +6776,19 @@
           <w:rFonts w:ascii="Times New Roman" w:hAnsi="Times New Roman"/>
           <w:sz w:val="24"/>
           <w:szCs w:val="24"/>
+          <w:highlight w:val="yellow"/>
           <w:lang w:val="id-ID" w:eastAsia="id-ID"/>
         </w:rPr>
-        <w:t>gerakan reformasi pembangunan </w:t>
+        <w:t>gerakan</w:t>
+      </w:r>
+      <w:r>
+        <w:rPr>
+          <w:rFonts w:ascii="Times New Roman" w:hAnsi="Times New Roman"/>
+          <w:sz w:val="24"/>
+          <w:szCs w:val="24"/>
+          <w:lang w:val="id-ID" w:eastAsia="id-ID"/>
+        </w:rPr>
+        <w:t xml:space="preserve"> reformasi pembangunan </w:t>
       </w:r>
       <w:r>
         <w:rPr>
@@ -6989,7 +7224,26 @@
           <w:szCs w:val="24"/>
           <w:lang w:val="id-ID"/>
         </w:rPr>
-        <w:t>(2), (3), (4), dan (5)</w:t>
+        <w:t>(2</w:t>
+      </w:r>
+      <w:r>
+        <w:rPr>
+          <w:rFonts w:ascii="Times New Roman" w:hAnsi="Times New Roman"/>
+          <w:sz w:val="24"/>
+          <w:szCs w:val="24"/>
+          <w:highlight w:val="yellow"/>
+          <w:lang w:val="id-ID"/>
+        </w:rPr>
+        <w:t>),</w:t>
+      </w:r>
+      <w:r>
+        <w:rPr>
+          <w:rFonts w:ascii="Times New Roman" w:hAnsi="Times New Roman"/>
+          <w:sz w:val="24"/>
+          <w:szCs w:val="24"/>
+          <w:lang w:val="id-ID"/>
+        </w:rPr>
+        <w:t xml:space="preserve"> (3), (4), dan (5)</w:t>
       </w:r>
     </w:p>
     <w:p>
@@ -7784,9 +8038,19 @@
           <w:rFonts w:ascii="Times New Roman" w:hAnsi="Times New Roman"/>
           <w:sz w:val="24"/>
           <w:szCs w:val="24"/>
-          <w:lang w:val="id-ID"/>
-        </w:rPr>
-        <w:t>Aina, Naura</w:t>
+          <w:highlight w:val="yellow"/>
+          <w:lang w:val="id-ID"/>
+        </w:rPr>
+        <w:t>Aina</w:t>
+      </w:r>
+      <w:r>
+        <w:rPr>
+          <w:rFonts w:ascii="Times New Roman" w:hAnsi="Times New Roman"/>
+          <w:sz w:val="24"/>
+          <w:szCs w:val="24"/>
+          <w:lang w:val="id-ID"/>
+        </w:rPr>
+        <w:t>, Naura</w:t>
       </w:r>
       <w:r>
         <w:rPr>
@@ -8102,9 +8366,16 @@
       </w:r>
       <w:r>
         <w:rPr>
-          <w:lang w:val="id-ID"/>
-        </w:rPr>
-        <w:t>alinea 3</w:t>
+          <w:highlight w:val="yellow"/>
+          <w:lang w:val="id-ID"/>
+        </w:rPr>
+        <w:t>alinea</w:t>
+      </w:r>
+      <w:r>
+        <w:rPr>
+          <w:lang w:val="id-ID"/>
+        </w:rPr>
+        <w:t xml:space="preserve"> 3</w:t>
       </w:r>
       <w:r>
         <w:rPr>
@@ -8212,9 +8483,20 @@
           <w:color w:val="000000" w:themeColor="text1"/>
           <w:sz w:val="24"/>
           <w:szCs w:val="24"/>
-          <w:lang w:val="id-ID"/>
-        </w:rPr>
-        <w:t>hendak mewujudkan keadilan sosial bagi seluruh rakyat Indonesia</w:t>
+          <w:highlight w:val="yellow"/>
+          <w:lang w:val="id-ID"/>
+        </w:rPr>
+        <w:t>hendak</w:t>
+      </w:r>
+      <w:r>
+        <w:rPr>
+          <w:rFonts w:ascii="Times New Roman" w:hAnsi="Times New Roman"/>
+          <w:color w:val="000000" w:themeColor="text1"/>
+          <w:sz w:val="24"/>
+          <w:szCs w:val="24"/>
+          <w:lang w:val="id-ID"/>
+        </w:rPr>
+        <w:t xml:space="preserve"> mewujudkan keadilan sosial bagi seluruh rakyat Indonesia</w:t>
       </w:r>
     </w:p>
     <w:p>
@@ -8724,9 +9006,19 @@
           <w:rFonts w:ascii="Times New Roman" w:hAnsi="Times New Roman"/>
           <w:sz w:val="24"/>
           <w:szCs w:val="24"/>
-          <w:lang w:val="id-ID"/>
-        </w:rPr>
-        <w:t>2, 3 dan 4</w:t>
+          <w:highlight w:val="yellow"/>
+          <w:lang w:val="id-ID"/>
+        </w:rPr>
+        <w:t>2</w:t>
+      </w:r>
+      <w:r>
+        <w:rPr>
+          <w:rFonts w:ascii="Times New Roman" w:hAnsi="Times New Roman"/>
+          <w:sz w:val="24"/>
+          <w:szCs w:val="24"/>
+          <w:lang w:val="id-ID"/>
+        </w:rPr>
+        <w:t>, 3 dan 4</w:t>
       </w:r>
     </w:p>
     <w:p>
@@ -8882,9 +9174,16 @@
       </w:pPr>
       <w:r>
         <w:rPr>
-          <w:lang w:val="id-ID"/>
-        </w:rPr>
-        <w:t>Tetap ada sepanjang negara tetap berdiri walaupun pemerintah sudah berganti</w:t>
+          <w:highlight w:val="yellow"/>
+          <w:lang w:val="id-ID"/>
+        </w:rPr>
+        <w:t>Tetap</w:t>
+      </w:r>
+      <w:r>
+        <w:rPr>
+          <w:lang w:val="id-ID"/>
+        </w:rPr>
+        <w:t xml:space="preserve"> ada sepanjang negara tetap berdiri walaupun pemerintah sudah berganti</w:t>
       </w:r>
     </w:p>
     <w:p>
@@ -9357,7 +9656,26 @@
           <w:szCs w:val="24"/>
           <w:lang w:val="id-ID"/>
         </w:rPr>
-        <w:t>(1) dan (3)</w:t>
+        <w:t>(1</w:t>
+      </w:r>
+      <w:r>
+        <w:rPr>
+          <w:rFonts w:ascii="Times New Roman" w:hAnsi="Times New Roman"/>
+          <w:sz w:val="24"/>
+          <w:szCs w:val="24"/>
+          <w:highlight w:val="yellow"/>
+          <w:lang w:val="id-ID"/>
+        </w:rPr>
+        <w:t>)</w:t>
+      </w:r>
+      <w:r>
+        <w:rPr>
+          <w:rFonts w:ascii="Times New Roman" w:hAnsi="Times New Roman"/>
+          <w:sz w:val="24"/>
+          <w:szCs w:val="24"/>
+          <w:lang w:val="id-ID"/>
+        </w:rPr>
+        <w:t xml:space="preserve"> dan (3)</w:t>
       </w:r>
     </w:p>
     <w:p>
@@ -9932,12 +10250,14 @@
       </w:r>
       <w:r>
         <w:rPr>
+          <w:highlight w:val="yellow"/>
           <w:lang w:val="id-ID"/>
         </w:rPr>
         <w:t>)</w:t>
       </w:r>
       <w:r>
         <w:rPr>
+          <w:highlight w:val="yellow"/>
           <w:lang w:val="id-ID"/>
         </w:rPr>
         <w:t>,</w:t>
@@ -10524,7 +10844,20 @@
         <w:rPr>
           <w:lang w:val="id-ID"/>
         </w:rPr>
-        <w:t>(1), (2) dan (3)</w:t>
+        <w:t>(</w:t>
+      </w:r>
+      <w:r>
+        <w:rPr>
+          <w:highlight w:val="yellow"/>
+          <w:lang w:val="id-ID"/>
+        </w:rPr>
+        <w:t>1</w:t>
+      </w:r>
+      <w:r>
+        <w:rPr>
+          <w:lang w:val="id-ID"/>
+        </w:rPr>
+        <w:t>), (2) dan (3)</w:t>
       </w:r>
     </w:p>
     <w:p>
@@ -10714,9 +11047,19 @@
           <w:rFonts w:ascii="Times New Roman" w:eastAsia="Times New Roman" w:hAnsi="Times New Roman"/>
           <w:sz w:val="24"/>
           <w:szCs w:val="24"/>
-          <w:lang w:val="id-ID"/>
-        </w:rPr>
-        <w:t>Indonesia menjadi bangsa yang disegani dan dihargai karena keragaman dan kebhinnekaannya</w:t>
+          <w:highlight w:val="yellow"/>
+          <w:lang w:val="id-ID"/>
+        </w:rPr>
+        <w:t>Indonesia</w:t>
+      </w:r>
+      <w:r>
+        <w:rPr>
+          <w:rFonts w:ascii="Times New Roman" w:eastAsia="Times New Roman" w:hAnsi="Times New Roman"/>
+          <w:sz w:val="24"/>
+          <w:szCs w:val="24"/>
+          <w:lang w:val="id-ID"/>
+        </w:rPr>
+        <w:t xml:space="preserve"> menjadi bangsa yang disegani dan dihargai karena keragaman dan kebhinnekaannya</w:t>
       </w:r>
     </w:p>
     <w:p>
@@ -10789,9 +11132,19 @@
           <w:rFonts w:ascii="Times New Roman" w:eastAsia="Times New Roman" w:hAnsi="Times New Roman" w:cs="Times New Roman"/>
           <w:sz w:val="24"/>
           <w:szCs w:val="24"/>
-          <w:lang w:val="id-ID"/>
-        </w:rPr>
-        <w:t>kebersamaan, kesetaraan, toleransi, dan saling menghormati</w:t>
+          <w:highlight w:val="yellow"/>
+          <w:lang w:val="id-ID"/>
+        </w:rPr>
+        <w:t>kebersamaan</w:t>
+      </w:r>
+      <w:r>
+        <w:rPr>
+          <w:rFonts w:ascii="Times New Roman" w:eastAsia="Times New Roman" w:hAnsi="Times New Roman" w:cs="Times New Roman"/>
+          <w:sz w:val="24"/>
+          <w:szCs w:val="24"/>
+          <w:lang w:val="id-ID"/>
+        </w:rPr>
+        <w:t>, kesetaraan, toleransi, dan saling menghormati</w:t>
       </w:r>
     </w:p>
     <w:p>
@@ -11063,9 +11416,19 @@
           <w:rFonts w:ascii="Times New Roman" w:hAnsi="Times New Roman"/>
           <w:sz w:val="24"/>
           <w:szCs w:val="24"/>
-          <w:lang w:val="id-ID"/>
-        </w:rPr>
-        <w:t>kehancuran nilai-nilai dan norma sosial yang ada</w:t>
+          <w:highlight w:val="yellow"/>
+          <w:lang w:val="id-ID"/>
+        </w:rPr>
+        <w:t>kehancuran</w:t>
+      </w:r>
+      <w:r>
+        <w:rPr>
+          <w:rFonts w:ascii="Times New Roman" w:hAnsi="Times New Roman"/>
+          <w:sz w:val="24"/>
+          <w:szCs w:val="24"/>
+          <w:lang w:val="id-ID"/>
+        </w:rPr>
+        <w:t xml:space="preserve"> nilai-nilai dan norma sosial yang ada</w:t>
       </w:r>
     </w:p>
     <w:p>
@@ -11123,9 +11486,20 @@
           <w:color w:val="000000" w:themeColor="text1"/>
           <w:sz w:val="24"/>
           <w:szCs w:val="24"/>
-          <w:lang w:val="id-ID"/>
-        </w:rPr>
-        <w:t>mengembangkan sikap menghargai dan menghormati berbagai keberagaman di masyarakat</w:t>
+          <w:highlight w:val="yellow"/>
+          <w:lang w:val="id-ID"/>
+        </w:rPr>
+        <w:t>mengembangkan</w:t>
+      </w:r>
+      <w:r>
+        <w:rPr>
+          <w:rFonts w:ascii="Times New Roman" w:hAnsi="Times New Roman"/>
+          <w:color w:val="000000" w:themeColor="text1"/>
+          <w:sz w:val="24"/>
+          <w:szCs w:val="24"/>
+          <w:lang w:val="id-ID"/>
+        </w:rPr>
+        <w:t xml:space="preserve"> sikap menghargai dan menghormati berbagai keberagaman di masyarakat</w:t>
       </w:r>
     </w:p>
     <w:p>
@@ -11353,9 +11727,19 @@
           <w:rFonts w:ascii="Times New Roman" w:eastAsia="Times New Roman" w:hAnsi="Times New Roman"/>
           <w:sz w:val="24"/>
           <w:szCs w:val="24"/>
-          <w:lang w:val="id-ID"/>
-        </w:rPr>
-        <w:t>Berusaha untuk mempertahankan NKRI dari segala ancaman</w:t>
+          <w:highlight w:val="yellow"/>
+          <w:lang w:val="id-ID"/>
+        </w:rPr>
+        <w:t>Berusaha</w:t>
+      </w:r>
+      <w:r>
+        <w:rPr>
+          <w:rFonts w:ascii="Times New Roman" w:eastAsia="Times New Roman" w:hAnsi="Times New Roman"/>
+          <w:sz w:val="24"/>
+          <w:szCs w:val="24"/>
+          <w:lang w:val="id-ID"/>
+        </w:rPr>
+        <w:t xml:space="preserve"> untuk mempertahankan NKRI dari segala ancaman</w:t>
       </w:r>
     </w:p>
     <w:p>
@@ -11401,9 +11785,16 @@
       </w:pPr>
       <w:r>
         <w:rPr>
-          <w:lang w:val="id-ID"/>
-        </w:rPr>
-        <w:t>memberikan alternatif aktivitas yang bermanfaat dan penjelasan bahaya narkoba</w:t>
+          <w:highlight w:val="yellow"/>
+          <w:lang w:val="id-ID"/>
+        </w:rPr>
+        <w:t>memberikan</w:t>
+      </w:r>
+      <w:r>
+        <w:rPr>
+          <w:lang w:val="id-ID"/>
+        </w:rPr>
+        <w:t xml:space="preserve"> alternatif aktivitas yang bermanfaat dan penjelasan bahaya narkoba</w:t>
       </w:r>
     </w:p>
     <w:p>
@@ -11651,9 +12042,19 @@
       <w:r>
         <w:rPr>
           <w:rFonts w:eastAsia="Times New Roman"/>
-          <w:lang w:val="id-ID"/>
-        </w:rPr>
-        <w:t>menerapkan nilai-nilai Pancasila dalam kehidupan sehari-hari</w:t>
+          <w:highlight w:val="yellow"/>
+          <w:lang w:val="id-ID"/>
+        </w:rPr>
+        <w:t>menerapkan</w:t>
+      </w:r>
+      <w:bookmarkStart w:id="0" w:name="_GoBack"/>
+      <w:bookmarkEnd w:id="0"/>
+      <w:r>
+        <w:rPr>
+          <w:rFonts w:eastAsia="Times New Roman"/>
+          <w:lang w:val="id-ID"/>
+        </w:rPr>
+        <w:t xml:space="preserve"> nilai-nilai Pancasila dalam kehidupan sehari-hari</w:t>
       </w:r>
     </w:p>
     <w:p>
@@ -12315,7 +12716,7 @@
 </file>
 
 <file path=word/endnotes.xml><?xml version="1.0" encoding="utf-8"?>
-<w:endnotes xmlns:wpc="http://schemas.microsoft.com/office/word/2010/wordprocessingCanvas" xmlns:cx="http://schemas.microsoft.com/office/drawing/2014/chartex" xmlns:cx1="http://schemas.microsoft.com/office/drawing/2015/9/8/chartex" xmlns:mc="http://schemas.openxmlformats.org/markup-compatibility/2006" xmlns:o="urn:schemas-microsoft-com:office:office" xmlns:r="http://schemas.openxmlformats.org/officeDocument/2006/relationships" xmlns:m="http://schemas.openxmlformats.org/officeDocument/2006/math" xmlns:v="urn:schemas-microsoft-com:vml" xmlns:wp14="http://schemas.microsoft.com/office/word/2010/wordprocessingDrawing" xmlns:wp="http://schemas.openxmlformats.org/drawingml/2006/wordprocessingDrawing" xmlns:w10="urn:schemas-microsoft-com:office:word" xmlns:w="http://schemas.openxmlformats.org/wordprocessingml/2006/main" xmlns:w14="http://schemas.microsoft.com/office/word/2010/wordml" xmlns:w15="http://schemas.microsoft.com/office/word/2012/wordml" xmlns:w16se="http://schemas.microsoft.com/office/word/2015/wordml/symex" xmlns:wpg="http://schemas.microsoft.com/office/word/2010/wordprocessingGroup" xmlns:wpi="http://schemas.microsoft.com/office/word/2010/wordprocessingInk" xmlns:wne="http://schemas.microsoft.com/office/word/2006/wordml" xmlns:wps="http://schemas.microsoft.com/office/word/2010/wordprocessingShape" mc:Ignorable="w14 w15 w16se wp14">
+<w:endnotes xmlns:wpc="http://schemas.microsoft.com/office/word/2010/wordprocessingCanvas" xmlns:cx="http://schemas.microsoft.com/office/drawing/2014/chartex" xmlns:cx1="http://schemas.microsoft.com/office/drawing/2015/9/8/chartex" xmlns:cx2="http://schemas.microsoft.com/office/drawing/2015/10/21/chartex" xmlns:cx3="http://schemas.microsoft.com/office/drawing/2016/5/9/chartex" xmlns:cx4="http://schemas.microsoft.com/office/drawing/2016/5/10/chartex" xmlns:cx5="http://schemas.microsoft.com/office/drawing/2016/5/11/chartex" xmlns:cx6="http://schemas.microsoft.com/office/drawing/2016/5/12/chartex" xmlns:cx7="http://schemas.microsoft.com/office/drawing/2016/5/13/chartex" xmlns:cx8="http://schemas.microsoft.com/office/drawing/2016/5/14/chartex" xmlns:mc="http://schemas.openxmlformats.org/markup-compatibility/2006" xmlns:aink="http://schemas.microsoft.com/office/drawing/2016/ink" xmlns:am3d="http://schemas.microsoft.com/office/drawing/2017/model3d" xmlns:o="urn:schemas-microsoft-com:office:office" xmlns:r="http://schemas.openxmlformats.org/officeDocument/2006/relationships" xmlns:m="http://schemas.openxmlformats.org/officeDocument/2006/math" xmlns:v="urn:schemas-microsoft-com:vml" xmlns:wp14="http://schemas.microsoft.com/office/word/2010/wordprocessingDrawing" xmlns:wp="http://schemas.openxmlformats.org/drawingml/2006/wordprocessingDrawing" xmlns:w10="urn:schemas-microsoft-com:office:word" xmlns:w="http://schemas.openxmlformats.org/wordprocessingml/2006/main" xmlns:w14="http://schemas.microsoft.com/office/word/2010/wordml" xmlns:w15="http://schemas.microsoft.com/office/word/2012/wordml" xmlns:w16cex="http://schemas.microsoft.com/office/word/2018/wordml/cex" xmlns:w16cid="http://schemas.microsoft.com/office/word/2016/wordml/cid" xmlns:w16="http://schemas.microsoft.com/office/word/2018/wordml" xmlns:w16se="http://schemas.microsoft.com/office/word/2015/wordml/symex" xmlns:wpg="http://schemas.microsoft.com/office/word/2010/wordprocessingGroup" xmlns:wpi="http://schemas.microsoft.com/office/word/2010/wordprocessingInk" xmlns:wne="http://schemas.microsoft.com/office/word/2006/wordml" xmlns:wps="http://schemas.microsoft.com/office/word/2010/wordprocessingShape" mc:Ignorable="w14 w15 w16se w16cid w16 w16cex wp14">
   <w:endnote w:type="separator" w:id="-1">
     <w:p>
       <w:r>
@@ -12334,7 +12735,7 @@
 </file>
 
 <file path=word/footer1.xml><?xml version="1.0" encoding="utf-8"?>
-<w:ftr xmlns:wpc="http://schemas.microsoft.com/office/word/2010/wordprocessingCanvas" xmlns:cx="http://schemas.microsoft.com/office/drawing/2014/chartex" xmlns:cx1="http://schemas.microsoft.com/office/drawing/2015/9/8/chartex" xmlns:mc="http://schemas.openxmlformats.org/markup-compatibility/2006" xmlns:o="urn:schemas-microsoft-com:office:office" xmlns:r="http://schemas.openxmlformats.org/officeDocument/2006/relationships" xmlns:m="http://schemas.openxmlformats.org/officeDocument/2006/math" xmlns:v="urn:schemas-microsoft-com:vml" xmlns:wp14="http://schemas.microsoft.com/office/word/2010/wordprocessingDrawing" xmlns:wp="http://schemas.openxmlformats.org/drawingml/2006/wordprocessingDrawing" xmlns:w10="urn:schemas-microsoft-com:office:word" xmlns:w="http://schemas.openxmlformats.org/wordprocessingml/2006/main" xmlns:w14="http://schemas.microsoft.com/office/word/2010/wordml" xmlns:w15="http://schemas.microsoft.com/office/word/2012/wordml" xmlns:w16se="http://schemas.microsoft.com/office/word/2015/wordml/symex" xmlns:wpg="http://schemas.microsoft.com/office/word/2010/wordprocessingGroup" xmlns:wpi="http://schemas.microsoft.com/office/word/2010/wordprocessingInk" xmlns:wne="http://schemas.microsoft.com/office/word/2006/wordml" xmlns:wps="http://schemas.microsoft.com/office/word/2010/wordprocessingShape" mc:Ignorable="w14 w15 w16se wp14">
+<w:ftr xmlns:wpc="http://schemas.microsoft.com/office/word/2010/wordprocessingCanvas" xmlns:cx="http://schemas.microsoft.com/office/drawing/2014/chartex" xmlns:cx1="http://schemas.microsoft.com/office/drawing/2015/9/8/chartex" xmlns:cx2="http://schemas.microsoft.com/office/drawing/2015/10/21/chartex" xmlns:cx3="http://schemas.microsoft.com/office/drawing/2016/5/9/chartex" xmlns:cx4="http://schemas.microsoft.com/office/drawing/2016/5/10/chartex" xmlns:cx5="http://schemas.microsoft.com/office/drawing/2016/5/11/chartex" xmlns:cx6="http://schemas.microsoft.com/office/drawing/2016/5/12/chartex" xmlns:cx7="http://schemas.microsoft.com/office/drawing/2016/5/13/chartex" xmlns:cx8="http://schemas.microsoft.com/office/drawing/2016/5/14/chartex" xmlns:mc="http://schemas.openxmlformats.org/markup-compatibility/2006" xmlns:aink="http://schemas.microsoft.com/office/drawing/2016/ink" xmlns:am3d="http://schemas.microsoft.com/office/drawing/2017/model3d" xmlns:o="urn:schemas-microsoft-com:office:office" xmlns:r="http://schemas.openxmlformats.org/officeDocument/2006/relationships" xmlns:m="http://schemas.openxmlformats.org/officeDocument/2006/math" xmlns:v="urn:schemas-microsoft-com:vml" xmlns:wp14="http://schemas.microsoft.com/office/word/2010/wordprocessingDrawing" xmlns:wp="http://schemas.openxmlformats.org/drawingml/2006/wordprocessingDrawing" xmlns:w10="urn:schemas-microsoft-com:office:word" xmlns:w="http://schemas.openxmlformats.org/wordprocessingml/2006/main" xmlns:w14="http://schemas.microsoft.com/office/word/2010/wordml" xmlns:w15="http://schemas.microsoft.com/office/word/2012/wordml" xmlns:w16cex="http://schemas.microsoft.com/office/word/2018/wordml/cex" xmlns:w16cid="http://schemas.microsoft.com/office/word/2016/wordml/cid" xmlns:w16="http://schemas.microsoft.com/office/word/2018/wordml" xmlns:w16se="http://schemas.microsoft.com/office/word/2015/wordml/symex" xmlns:wpg="http://schemas.microsoft.com/office/word/2010/wordprocessingGroup" xmlns:wpi="http://schemas.microsoft.com/office/word/2010/wordprocessingInk" xmlns:wne="http://schemas.microsoft.com/office/word/2006/wordml" xmlns:wps="http://schemas.microsoft.com/office/word/2010/wordprocessingShape" mc:Ignorable="w14 w15 w16se w16cid w16 w16cex wp14">
   <w:sdt>
     <w:sdtPr>
       <w:id w:val="-994484540"/>
@@ -12438,7 +12839,7 @@
 </file>
 
 <file path=word/footer2.xml><?xml version="1.0" encoding="utf-8"?>
-<w:ftr xmlns:wpc="http://schemas.microsoft.com/office/word/2010/wordprocessingCanvas" xmlns:cx="http://schemas.microsoft.com/office/drawing/2014/chartex" xmlns:cx1="http://schemas.microsoft.com/office/drawing/2015/9/8/chartex" xmlns:mc="http://schemas.openxmlformats.org/markup-compatibility/2006" xmlns:o="urn:schemas-microsoft-com:office:office" xmlns:r="http://schemas.openxmlformats.org/officeDocument/2006/relationships" xmlns:m="http://schemas.openxmlformats.org/officeDocument/2006/math" xmlns:v="urn:schemas-microsoft-com:vml" xmlns:wp14="http://schemas.microsoft.com/office/word/2010/wordprocessingDrawing" xmlns:wp="http://schemas.openxmlformats.org/drawingml/2006/wordprocessingDrawing" xmlns:w10="urn:schemas-microsoft-com:office:word" xmlns:w="http://schemas.openxmlformats.org/wordprocessingml/2006/main" xmlns:w14="http://schemas.microsoft.com/office/word/2010/wordml" xmlns:w15="http://schemas.microsoft.com/office/word/2012/wordml" xmlns:w16se="http://schemas.microsoft.com/office/word/2015/wordml/symex" xmlns:wpg="http://schemas.microsoft.com/office/word/2010/wordprocessingGroup" xmlns:wpi="http://schemas.microsoft.com/office/word/2010/wordprocessingInk" xmlns:wne="http://schemas.microsoft.com/office/word/2006/wordml" xmlns:wps="http://schemas.microsoft.com/office/word/2010/wordprocessingShape" mc:Ignorable="w14 w15 w16se wp14">
+<w:ftr xmlns:wpc="http://schemas.microsoft.com/office/word/2010/wordprocessingCanvas" xmlns:cx="http://schemas.microsoft.com/office/drawing/2014/chartex" xmlns:cx1="http://schemas.microsoft.com/office/drawing/2015/9/8/chartex" xmlns:cx2="http://schemas.microsoft.com/office/drawing/2015/10/21/chartex" xmlns:cx3="http://schemas.microsoft.com/office/drawing/2016/5/9/chartex" xmlns:cx4="http://schemas.microsoft.com/office/drawing/2016/5/10/chartex" xmlns:cx5="http://schemas.microsoft.com/office/drawing/2016/5/11/chartex" xmlns:cx6="http://schemas.microsoft.com/office/drawing/2016/5/12/chartex" xmlns:cx7="http://schemas.microsoft.com/office/drawing/2016/5/13/chartex" xmlns:cx8="http://schemas.microsoft.com/office/drawing/2016/5/14/chartex" xmlns:mc="http://schemas.openxmlformats.org/markup-compatibility/2006" xmlns:aink="http://schemas.microsoft.com/office/drawing/2016/ink" xmlns:am3d="http://schemas.microsoft.com/office/drawing/2017/model3d" xmlns:o="urn:schemas-microsoft-com:office:office" xmlns:r="http://schemas.openxmlformats.org/officeDocument/2006/relationships" xmlns:m="http://schemas.openxmlformats.org/officeDocument/2006/math" xmlns:v="urn:schemas-microsoft-com:vml" xmlns:wp14="http://schemas.microsoft.com/office/word/2010/wordprocessingDrawing" xmlns:wp="http://schemas.openxmlformats.org/drawingml/2006/wordprocessingDrawing" xmlns:w10="urn:schemas-microsoft-com:office:word" xmlns:w="http://schemas.openxmlformats.org/wordprocessingml/2006/main" xmlns:w14="http://schemas.microsoft.com/office/word/2010/wordml" xmlns:w15="http://schemas.microsoft.com/office/word/2012/wordml" xmlns:w16cex="http://schemas.microsoft.com/office/word/2018/wordml/cex" xmlns:w16cid="http://schemas.microsoft.com/office/word/2016/wordml/cid" xmlns:w16="http://schemas.microsoft.com/office/word/2018/wordml" xmlns:w16se="http://schemas.microsoft.com/office/word/2015/wordml/symex" xmlns:wpg="http://schemas.microsoft.com/office/word/2010/wordprocessingGroup" xmlns:wpi="http://schemas.microsoft.com/office/word/2010/wordprocessingInk" xmlns:wne="http://schemas.microsoft.com/office/word/2006/wordml" xmlns:wps="http://schemas.microsoft.com/office/word/2010/wordprocessingShape" mc:Ignorable="w14 w15 w16se w16cid w16 w16cex wp14">
   <w:sdt>
     <w:sdtPr>
       <w:id w:val="-878703080"/>
@@ -12539,7 +12940,7 @@
 </file>
 
 <file path=word/footnotes.xml><?xml version="1.0" encoding="utf-8"?>
-<w:footnotes xmlns:wpc="http://schemas.microsoft.com/office/word/2010/wordprocessingCanvas" xmlns:cx="http://schemas.microsoft.com/office/drawing/2014/chartex" xmlns:cx1="http://schemas.microsoft.com/office/drawing/2015/9/8/chartex" xmlns:mc="http://schemas.openxmlformats.org/markup-compatibility/2006" xmlns:o="urn:schemas-microsoft-com:office:office" xmlns:r="http://schemas.openxmlformats.org/officeDocument/2006/relationships" xmlns:m="http://schemas.openxmlformats.org/officeDocument/2006/math" xmlns:v="urn:schemas-microsoft-com:vml" xmlns:wp14="http://schemas.microsoft.com/office/word/2010/wordprocessingDrawing" xmlns:wp="http://schemas.openxmlformats.org/drawingml/2006/wordprocessingDrawing" xmlns:w10="urn:schemas-microsoft-com:office:word" xmlns:w="http://schemas.openxmlformats.org/wordprocessingml/2006/main" xmlns:w14="http://schemas.microsoft.com/office/word/2010/wordml" xmlns:w15="http://schemas.microsoft.com/office/word/2012/wordml" xmlns:w16se="http://schemas.microsoft.com/office/word/2015/wordml/symex" xmlns:wpg="http://schemas.microsoft.com/office/word/2010/wordprocessingGroup" xmlns:wpi="http://schemas.microsoft.com/office/word/2010/wordprocessingInk" xmlns:wne="http://schemas.microsoft.com/office/word/2006/wordml" xmlns:wps="http://schemas.microsoft.com/office/word/2010/wordprocessingShape" mc:Ignorable="w14 w15 w16se wp14">
+<w:footnotes xmlns:wpc="http://schemas.microsoft.com/office/word/2010/wordprocessingCanvas" xmlns:cx="http://schemas.microsoft.com/office/drawing/2014/chartex" xmlns:cx1="http://schemas.microsoft.com/office/drawing/2015/9/8/chartex" xmlns:cx2="http://schemas.microsoft.com/office/drawing/2015/10/21/chartex" xmlns:cx3="http://schemas.microsoft.com/office/drawing/2016/5/9/chartex" xmlns:cx4="http://schemas.microsoft.com/office/drawing/2016/5/10/chartex" xmlns:cx5="http://schemas.microsoft.com/office/drawing/2016/5/11/chartex" xmlns:cx6="http://schemas.microsoft.com/office/drawing/2016/5/12/chartex" xmlns:cx7="http://schemas.microsoft.com/office/drawing/2016/5/13/chartex" xmlns:cx8="http://schemas.microsoft.com/office/drawing/2016/5/14/chartex" xmlns:mc="http://schemas.openxmlformats.org/markup-compatibility/2006" xmlns:aink="http://schemas.microsoft.com/office/drawing/2016/ink" xmlns:am3d="http://schemas.microsoft.com/office/drawing/2017/model3d" xmlns:o="urn:schemas-microsoft-com:office:office" xmlns:r="http://schemas.openxmlformats.org/officeDocument/2006/relationships" xmlns:m="http://schemas.openxmlformats.org/officeDocument/2006/math" xmlns:v="urn:schemas-microsoft-com:vml" xmlns:wp14="http://schemas.microsoft.com/office/word/2010/wordprocessingDrawing" xmlns:wp="http://schemas.openxmlformats.org/drawingml/2006/wordprocessingDrawing" xmlns:w10="urn:schemas-microsoft-com:office:word" xmlns:w="http://schemas.openxmlformats.org/wordprocessingml/2006/main" xmlns:w14="http://schemas.microsoft.com/office/word/2010/wordml" xmlns:w15="http://schemas.microsoft.com/office/word/2012/wordml" xmlns:w16cex="http://schemas.microsoft.com/office/word/2018/wordml/cex" xmlns:w16cid="http://schemas.microsoft.com/office/word/2016/wordml/cid" xmlns:w16="http://schemas.microsoft.com/office/word/2018/wordml" xmlns:w16se="http://schemas.microsoft.com/office/word/2015/wordml/symex" xmlns:wpg="http://schemas.microsoft.com/office/word/2010/wordprocessingGroup" xmlns:wpi="http://schemas.microsoft.com/office/word/2010/wordprocessingInk" xmlns:wne="http://schemas.microsoft.com/office/word/2006/wordml" xmlns:wps="http://schemas.microsoft.com/office/word/2010/wordprocessingShape" mc:Ignorable="w14 w15 w16se w16cid w16 w16cex wp14">
   <w:footnote w:type="separator" w:id="-1">
     <w:p>
       <w:r>
@@ -12558,7 +12959,7 @@
 </file>
 
 <file path=word/numbering.xml><?xml version="1.0" encoding="utf-8"?>
-<w:numbering xmlns:wpc="http://schemas.microsoft.com/office/word/2010/wordprocessingCanvas" xmlns:cx="http://schemas.microsoft.com/office/drawing/2014/chartex" xmlns:cx1="http://schemas.microsoft.com/office/drawing/2015/9/8/chartex" xmlns:mc="http://schemas.openxmlformats.org/markup-compatibility/2006" xmlns:o="urn:schemas-microsoft-com:office:office" xmlns:r="http://schemas.openxmlformats.org/officeDocument/2006/relationships" xmlns:m="http://schemas.openxmlformats.org/officeDocument/2006/math" xmlns:v="urn:schemas-microsoft-com:vml" xmlns:wp14="http://schemas.microsoft.com/office/word/2010/wordprocessingDrawing" xmlns:wp="http://schemas.openxmlformats.org/drawingml/2006/wordprocessingDrawing" xmlns:w10="urn:schemas-microsoft-com:office:word" xmlns:w="http://schemas.openxmlformats.org/wordprocessingml/2006/main" xmlns:w14="http://schemas.microsoft.com/office/word/2010/wordml" xmlns:w15="http://schemas.microsoft.com/office/word/2012/wordml" xmlns:w16se="http://schemas.microsoft.com/office/word/2015/wordml/symex" xmlns:wpg="http://schemas.microsoft.com/office/word/2010/wordprocessingGroup" xmlns:wpi="http://schemas.microsoft.com/office/word/2010/wordprocessingInk" xmlns:wne="http://schemas.microsoft.com/office/word/2006/wordml" xmlns:wps="http://schemas.microsoft.com/office/word/2010/wordprocessingShape" mc:Ignorable="w14 w15 w16se wp14">
+<w:numbering xmlns:wpc="http://schemas.microsoft.com/office/word/2010/wordprocessingCanvas" xmlns:cx="http://schemas.microsoft.com/office/drawing/2014/chartex" xmlns:cx1="http://schemas.microsoft.com/office/drawing/2015/9/8/chartex" xmlns:cx2="http://schemas.microsoft.com/office/drawing/2015/10/21/chartex" xmlns:cx3="http://schemas.microsoft.com/office/drawing/2016/5/9/chartex" xmlns:cx4="http://schemas.microsoft.com/office/drawing/2016/5/10/chartex" xmlns:cx5="http://schemas.microsoft.com/office/drawing/2016/5/11/chartex" xmlns:cx6="http://schemas.microsoft.com/office/drawing/2016/5/12/chartex" xmlns:cx7="http://schemas.microsoft.com/office/drawing/2016/5/13/chartex" xmlns:cx8="http://schemas.microsoft.com/office/drawing/2016/5/14/chartex" xmlns:mc="http://schemas.openxmlformats.org/markup-compatibility/2006" xmlns:aink="http://schemas.microsoft.com/office/drawing/2016/ink" xmlns:am3d="http://schemas.microsoft.com/office/drawing/2017/model3d" xmlns:o="urn:schemas-microsoft-com:office:office" xmlns:r="http://schemas.openxmlformats.org/officeDocument/2006/relationships" xmlns:m="http://schemas.openxmlformats.org/officeDocument/2006/math" xmlns:v="urn:schemas-microsoft-com:vml" xmlns:wp14="http://schemas.microsoft.com/office/word/2010/wordprocessingDrawing" xmlns:wp="http://schemas.openxmlformats.org/drawingml/2006/wordprocessingDrawing" xmlns:w10="urn:schemas-microsoft-com:office:word" xmlns:w="http://schemas.openxmlformats.org/wordprocessingml/2006/main" xmlns:w14="http://schemas.microsoft.com/office/word/2010/wordml" xmlns:w15="http://schemas.microsoft.com/office/word/2012/wordml" xmlns:w16cex="http://schemas.microsoft.com/office/word/2018/wordml/cex" xmlns:w16cid="http://schemas.microsoft.com/office/word/2016/wordml/cid" xmlns:w16="http://schemas.microsoft.com/office/word/2018/wordml" xmlns:w16se="http://schemas.microsoft.com/office/word/2015/wordml/symex" xmlns:wpg="http://schemas.microsoft.com/office/word/2010/wordprocessingGroup" xmlns:wpi="http://schemas.microsoft.com/office/word/2010/wordprocessingInk" xmlns:wne="http://schemas.microsoft.com/office/word/2006/wordml" xmlns:wps="http://schemas.microsoft.com/office/word/2010/wordprocessingShape" mc:Ignorable="w14 w15 w16se w16cid w16 w16cex wp14">
   <w:abstractNum w:abstractNumId="0" w15:restartNumberingAfterBreak="0">
     <w:nsid w:val="00032FA5"/>
     <w:multiLevelType w:val="hybridMultilevel"/>
@@ -17930,7 +18331,7 @@
 </file>
 
 <file path=word/styles.xml><?xml version="1.0" encoding="utf-8"?>
-<w:styles xmlns:mc="http://schemas.openxmlformats.org/markup-compatibility/2006" xmlns:r="http://schemas.openxmlformats.org/officeDocument/2006/relationships" xmlns:w="http://schemas.openxmlformats.org/wordprocessingml/2006/main" xmlns:w14="http://schemas.microsoft.com/office/word/2010/wordml" xmlns:w15="http://schemas.microsoft.com/office/word/2012/wordml" xmlns:w16se="http://schemas.microsoft.com/office/word/2015/wordml/symex" mc:Ignorable="w14 w15 w16se">
+<w:styles xmlns:mc="http://schemas.openxmlformats.org/markup-compatibility/2006" xmlns:r="http://schemas.openxmlformats.org/officeDocument/2006/relationships" xmlns:w="http://schemas.openxmlformats.org/wordprocessingml/2006/main" xmlns:w14="http://schemas.microsoft.com/office/word/2010/wordml" xmlns:w15="http://schemas.microsoft.com/office/word/2012/wordml" xmlns:w16cex="http://schemas.microsoft.com/office/word/2018/wordml/cex" xmlns:w16cid="http://schemas.microsoft.com/office/word/2016/wordml/cid" xmlns:w16="http://schemas.microsoft.com/office/word/2018/wordml" xmlns:w16se="http://schemas.microsoft.com/office/word/2015/wordml/symex" mc:Ignorable="w14 w15 w16se w16cid w16 w16cex">
   <w:docDefaults>
     <w:rPrDefault>
       <w:rPr>
@@ -17940,7 +18341,7 @@
     </w:rPrDefault>
     <w:pPrDefault/>
   </w:docDefaults>
-  <w:latentStyles w:defLockedState="0" w:defUIPriority="0" w:defSemiHidden="0" w:defUnhideWhenUsed="0" w:defQFormat="0" w:count="371">
+  <w:latentStyles w:defLockedState="0" w:defUIPriority="0" w:defSemiHidden="0" w:defUnhideWhenUsed="0" w:defQFormat="0" w:count="376">
     <w:lsdException w:name="Normal" w:qFormat="1"/>
     <w:lsdException w:name="heading 1" w:qFormat="1"/>
     <w:lsdException w:name="heading 2" w:semiHidden="1" w:unhideWhenUsed="1" w:qFormat="1"/>
@@ -18040,7 +18441,6 @@
     <w:lsdException w:name="HTML Sample" w:semiHidden="1" w:unhideWhenUsed="1"/>
     <w:lsdException w:name="HTML Typewriter" w:semiHidden="1" w:unhideWhenUsed="1"/>
     <w:lsdException w:name="HTML Variable" w:semiHidden="1" w:unhideWhenUsed="1"/>
-    <w:lsdException w:name="Normal Table" w:semiHidden="1" w:unhideWhenUsed="1"/>
     <w:lsdException w:name="annotation subject" w:semiHidden="1" w:unhideWhenUsed="1"/>
     <w:lsdException w:name="No List" w:semiHidden="1" w:unhideWhenUsed="1"/>
     <w:lsdException w:name="Outline List 1" w:semiHidden="1" w:unhideWhenUsed="1"/>
@@ -18083,11 +18483,8 @@
     <w:lsdException w:name="Table Contemporary" w:semiHidden="1" w:unhideWhenUsed="1"/>
     <w:lsdException w:name="Table Elegant" w:semiHidden="1" w:unhideWhenUsed="1"/>
     <w:lsdException w:name="Table Professional" w:semiHidden="1" w:unhideWhenUsed="1"/>
-    <w:lsdException w:name="Table Subtle 1" w:semiHidden="1" w:unhideWhenUsed="1"/>
     <w:lsdException w:name="Table Subtle 2" w:semiHidden="1" w:unhideWhenUsed="1"/>
     <w:lsdException w:name="Table Web 1" w:semiHidden="1" w:unhideWhenUsed="1"/>
-    <w:lsdException w:name="Table Web 2" w:semiHidden="1" w:unhideWhenUsed="1"/>
-    <w:lsdException w:name="Table Web 3" w:semiHidden="1" w:unhideWhenUsed="1"/>
     <w:lsdException w:name="Balloon Text" w:semiHidden="1" w:unhideWhenUsed="1"/>
     <w:lsdException w:name="Table Grid" w:uiPriority="39"/>
     <w:lsdException w:name="Table Theme" w:semiHidden="1" w:unhideWhenUsed="1"/>
@@ -18306,6 +18703,11 @@
     <w:lsdException w:name="List Table 5 Dark Accent 6" w:uiPriority="50"/>
     <w:lsdException w:name="List Table 6 Colorful Accent 6" w:uiPriority="51"/>
     <w:lsdException w:name="List Table 7 Colorful Accent 6" w:uiPriority="52"/>
+    <w:lsdException w:name="Mention" w:semiHidden="1" w:uiPriority="99" w:unhideWhenUsed="1"/>
+    <w:lsdException w:name="Smart Hyperlink" w:semiHidden="1" w:uiPriority="99" w:unhideWhenUsed="1"/>
+    <w:lsdException w:name="Hashtag" w:semiHidden="1" w:uiPriority="99" w:unhideWhenUsed="1"/>
+    <w:lsdException w:name="Unresolved Mention" w:semiHidden="1" w:uiPriority="99" w:unhideWhenUsed="1"/>
+    <w:lsdException w:name="Smart Link" w:semiHidden="1" w:uiPriority="99" w:unhideWhenUsed="1"/>
   </w:latentStyles>
   <w:style w:type="paragraph" w:default="1" w:styleId="Normal">
     <w:name w:val="Normal"/>

--- a/yang-diujikan/ppkn - pembahasan.docx
+++ b/yang-diujikan/ppkn - pembahasan.docx
@@ -1881,6 +1881,406 @@
     </w:p>
     <w:p>
       <w:pPr>
+        <w:tabs>
+          <w:tab w:val="left" w:pos="2977"/>
+          <w:tab w:val="left" w:pos="3261"/>
+          <w:tab w:val="left" w:pos="5103"/>
+          <w:tab w:val="left" w:pos="5387"/>
+          <w:tab w:val="left" w:pos="7371"/>
+          <w:tab w:val="left" w:pos="7655"/>
+        </w:tabs>
+        <w:jc w:val="both"/>
+        <w:rPr>
+          <w:color w:val="000000" w:themeColor="text1"/>
+          <w:highlight w:val="cyan"/>
+        </w:rPr>
+      </w:pPr>
+      <w:r>
+        <w:rPr>
+          <w:color w:val="000000" w:themeColor="text1"/>
+          <w:highlight w:val="cyan"/>
+        </w:rPr>
+        <w:t>Gagasan dari Mr. Muhammad Yamin adalah:</w:t>
+      </w:r>
+    </w:p>
+    <w:p>
+      <w:pPr>
+        <w:tabs>
+          <w:tab w:val="left" w:pos="2977"/>
+          <w:tab w:val="left" w:pos="3261"/>
+          <w:tab w:val="left" w:pos="5103"/>
+          <w:tab w:val="left" w:pos="5387"/>
+          <w:tab w:val="left" w:pos="7371"/>
+          <w:tab w:val="left" w:pos="7655"/>
+        </w:tabs>
+        <w:rPr>
+          <w:color w:val="000000" w:themeColor="text1"/>
+          <w:highlight w:val="cyan"/>
+        </w:rPr>
+      </w:pPr>
+      <w:r>
+        <w:rPr>
+          <w:color w:val="000000" w:themeColor="text1"/>
+          <w:highlight w:val="cyan"/>
+        </w:rPr>
+        <w:t>1. Peri Kebangsaan</w:t>
+      </w:r>
+    </w:p>
+    <w:p>
+      <w:pPr>
+        <w:tabs>
+          <w:tab w:val="left" w:pos="2977"/>
+          <w:tab w:val="left" w:pos="3261"/>
+          <w:tab w:val="left" w:pos="5103"/>
+          <w:tab w:val="left" w:pos="5387"/>
+          <w:tab w:val="left" w:pos="7371"/>
+          <w:tab w:val="left" w:pos="7655"/>
+        </w:tabs>
+        <w:rPr>
+          <w:color w:val="000000" w:themeColor="text1"/>
+          <w:highlight w:val="cyan"/>
+        </w:rPr>
+      </w:pPr>
+    </w:p>
+    <w:p>
+      <w:pPr>
+        <w:tabs>
+          <w:tab w:val="left" w:pos="2977"/>
+          <w:tab w:val="left" w:pos="3261"/>
+          <w:tab w:val="left" w:pos="5103"/>
+          <w:tab w:val="left" w:pos="5387"/>
+          <w:tab w:val="left" w:pos="7371"/>
+          <w:tab w:val="left" w:pos="7655"/>
+        </w:tabs>
+        <w:rPr>
+          <w:color w:val="000000" w:themeColor="text1"/>
+          <w:highlight w:val="cyan"/>
+        </w:rPr>
+      </w:pPr>
+      <w:r>
+        <w:rPr>
+          <w:color w:val="000000" w:themeColor="text1"/>
+          <w:highlight w:val="cyan"/>
+        </w:rPr>
+        <w:t>Menekankan pentingnya persatuan bangsa Indonesia sebagai satu kesatuan, tanpa terpecah-pecah.</w:t>
+      </w:r>
+    </w:p>
+    <w:p>
+      <w:pPr>
+        <w:tabs>
+          <w:tab w:val="left" w:pos="2977"/>
+          <w:tab w:val="left" w:pos="3261"/>
+          <w:tab w:val="left" w:pos="5103"/>
+          <w:tab w:val="left" w:pos="5387"/>
+          <w:tab w:val="left" w:pos="7371"/>
+          <w:tab w:val="left" w:pos="7655"/>
+        </w:tabs>
+        <w:rPr>
+          <w:color w:val="000000" w:themeColor="text1"/>
+          <w:highlight w:val="cyan"/>
+        </w:rPr>
+      </w:pPr>
+    </w:p>
+    <w:p>
+      <w:pPr>
+        <w:tabs>
+          <w:tab w:val="left" w:pos="2977"/>
+          <w:tab w:val="left" w:pos="3261"/>
+          <w:tab w:val="left" w:pos="5103"/>
+          <w:tab w:val="left" w:pos="5387"/>
+          <w:tab w:val="left" w:pos="7371"/>
+          <w:tab w:val="left" w:pos="7655"/>
+        </w:tabs>
+        <w:rPr>
+          <w:color w:val="000000" w:themeColor="text1"/>
+          <w:highlight w:val="cyan"/>
+        </w:rPr>
+      </w:pPr>
+      <w:r>
+        <w:rPr>
+          <w:color w:val="000000" w:themeColor="text1"/>
+          <w:highlight w:val="cyan"/>
+        </w:rPr>
+        <w:t>2. Peri Kemanusiaan</w:t>
+      </w:r>
+      <w:bookmarkStart w:id="0" w:name="_GoBack"/>
+      <w:bookmarkEnd w:id="0"/>
+    </w:p>
+    <w:p>
+      <w:pPr>
+        <w:tabs>
+          <w:tab w:val="left" w:pos="2977"/>
+          <w:tab w:val="left" w:pos="3261"/>
+          <w:tab w:val="left" w:pos="5103"/>
+          <w:tab w:val="left" w:pos="5387"/>
+          <w:tab w:val="left" w:pos="7371"/>
+          <w:tab w:val="left" w:pos="7655"/>
+        </w:tabs>
+        <w:rPr>
+          <w:color w:val="000000" w:themeColor="text1"/>
+          <w:highlight w:val="cyan"/>
+        </w:rPr>
+      </w:pPr>
+    </w:p>
+    <w:p>
+      <w:pPr>
+        <w:tabs>
+          <w:tab w:val="left" w:pos="2977"/>
+          <w:tab w:val="left" w:pos="3261"/>
+          <w:tab w:val="left" w:pos="5103"/>
+          <w:tab w:val="left" w:pos="5387"/>
+          <w:tab w:val="left" w:pos="7371"/>
+          <w:tab w:val="left" w:pos="7655"/>
+        </w:tabs>
+        <w:rPr>
+          <w:color w:val="000000" w:themeColor="text1"/>
+          <w:highlight w:val="cyan"/>
+        </w:rPr>
+      </w:pPr>
+      <w:r>
+        <w:rPr>
+          <w:color w:val="000000" w:themeColor="text1"/>
+          <w:highlight w:val="cyan"/>
+        </w:rPr>
+        <w:t>Menjunjung tinggi nilai kemanusiaan, keadilan, dan sikap saling menghormati antar sesama manusia.</w:t>
+      </w:r>
+    </w:p>
+    <w:p>
+      <w:pPr>
+        <w:tabs>
+          <w:tab w:val="left" w:pos="2977"/>
+          <w:tab w:val="left" w:pos="3261"/>
+          <w:tab w:val="left" w:pos="5103"/>
+          <w:tab w:val="left" w:pos="5387"/>
+          <w:tab w:val="left" w:pos="7371"/>
+          <w:tab w:val="left" w:pos="7655"/>
+        </w:tabs>
+        <w:rPr>
+          <w:color w:val="000000" w:themeColor="text1"/>
+          <w:highlight w:val="cyan"/>
+        </w:rPr>
+      </w:pPr>
+    </w:p>
+    <w:p>
+      <w:pPr>
+        <w:tabs>
+          <w:tab w:val="left" w:pos="2977"/>
+          <w:tab w:val="left" w:pos="3261"/>
+          <w:tab w:val="left" w:pos="5103"/>
+          <w:tab w:val="left" w:pos="5387"/>
+          <w:tab w:val="left" w:pos="7371"/>
+          <w:tab w:val="left" w:pos="7655"/>
+        </w:tabs>
+        <w:rPr>
+          <w:color w:val="000000" w:themeColor="text1"/>
+          <w:highlight w:val="cyan"/>
+        </w:rPr>
+      </w:pPr>
+      <w:r>
+        <w:rPr>
+          <w:color w:val="000000" w:themeColor="text1"/>
+          <w:highlight w:val="cyan"/>
+        </w:rPr>
+        <w:t>3. Peri Ketuhanan</w:t>
+      </w:r>
+    </w:p>
+    <w:p>
+      <w:pPr>
+        <w:tabs>
+          <w:tab w:val="left" w:pos="2977"/>
+          <w:tab w:val="left" w:pos="3261"/>
+          <w:tab w:val="left" w:pos="5103"/>
+          <w:tab w:val="left" w:pos="5387"/>
+          <w:tab w:val="left" w:pos="7371"/>
+          <w:tab w:val="left" w:pos="7655"/>
+        </w:tabs>
+        <w:rPr>
+          <w:color w:val="000000" w:themeColor="text1"/>
+          <w:highlight w:val="cyan"/>
+        </w:rPr>
+      </w:pPr>
+    </w:p>
+    <w:p>
+      <w:pPr>
+        <w:tabs>
+          <w:tab w:val="left" w:pos="2977"/>
+          <w:tab w:val="left" w:pos="3261"/>
+          <w:tab w:val="left" w:pos="5103"/>
+          <w:tab w:val="left" w:pos="5387"/>
+          <w:tab w:val="left" w:pos="7371"/>
+          <w:tab w:val="left" w:pos="7655"/>
+        </w:tabs>
+        <w:rPr>
+          <w:color w:val="000000" w:themeColor="text1"/>
+          <w:highlight w:val="cyan"/>
+        </w:rPr>
+      </w:pPr>
+      <w:r>
+        <w:rPr>
+          <w:color w:val="000000" w:themeColor="text1"/>
+          <w:highlight w:val="cyan"/>
+        </w:rPr>
+        <w:t>Bangsa Indonesia harus berlandaskan kepercayaan kepada Tuhan Yang Maha Esa.</w:t>
+      </w:r>
+    </w:p>
+    <w:p>
+      <w:pPr>
+        <w:tabs>
+          <w:tab w:val="left" w:pos="2977"/>
+          <w:tab w:val="left" w:pos="3261"/>
+          <w:tab w:val="left" w:pos="5103"/>
+          <w:tab w:val="left" w:pos="5387"/>
+          <w:tab w:val="left" w:pos="7371"/>
+          <w:tab w:val="left" w:pos="7655"/>
+        </w:tabs>
+        <w:rPr>
+          <w:color w:val="000000" w:themeColor="text1"/>
+          <w:highlight w:val="cyan"/>
+        </w:rPr>
+      </w:pPr>
+    </w:p>
+    <w:p>
+      <w:pPr>
+        <w:tabs>
+          <w:tab w:val="left" w:pos="2977"/>
+          <w:tab w:val="left" w:pos="3261"/>
+          <w:tab w:val="left" w:pos="5103"/>
+          <w:tab w:val="left" w:pos="5387"/>
+          <w:tab w:val="left" w:pos="7371"/>
+          <w:tab w:val="left" w:pos="7655"/>
+        </w:tabs>
+        <w:rPr>
+          <w:color w:val="000000" w:themeColor="text1"/>
+          <w:highlight w:val="cyan"/>
+        </w:rPr>
+      </w:pPr>
+      <w:r>
+        <w:rPr>
+          <w:color w:val="000000" w:themeColor="text1"/>
+          <w:highlight w:val="cyan"/>
+        </w:rPr>
+        <w:t>4. Peri Kerakyatan</w:t>
+      </w:r>
+    </w:p>
+    <w:p>
+      <w:pPr>
+        <w:tabs>
+          <w:tab w:val="left" w:pos="2977"/>
+          <w:tab w:val="left" w:pos="3261"/>
+          <w:tab w:val="left" w:pos="5103"/>
+          <w:tab w:val="left" w:pos="5387"/>
+          <w:tab w:val="left" w:pos="7371"/>
+          <w:tab w:val="left" w:pos="7655"/>
+        </w:tabs>
+        <w:rPr>
+          <w:color w:val="000000" w:themeColor="text1"/>
+          <w:highlight w:val="cyan"/>
+        </w:rPr>
+      </w:pPr>
+    </w:p>
+    <w:p>
+      <w:pPr>
+        <w:tabs>
+          <w:tab w:val="left" w:pos="2977"/>
+          <w:tab w:val="left" w:pos="3261"/>
+          <w:tab w:val="left" w:pos="5103"/>
+          <w:tab w:val="left" w:pos="5387"/>
+          <w:tab w:val="left" w:pos="7371"/>
+          <w:tab w:val="left" w:pos="7655"/>
+        </w:tabs>
+        <w:rPr>
+          <w:color w:val="000000" w:themeColor="text1"/>
+          <w:highlight w:val="cyan"/>
+        </w:rPr>
+      </w:pPr>
+      <w:r>
+        <w:rPr>
+          <w:color w:val="000000" w:themeColor="text1"/>
+          <w:highlight w:val="cyan"/>
+        </w:rPr>
+        <w:t>Kekuasaan negara berada di tangan rakyat, dijalankan melalui sistem permusyawaratan/perwakilan.</w:t>
+      </w:r>
+    </w:p>
+    <w:p>
+      <w:pPr>
+        <w:tabs>
+          <w:tab w:val="left" w:pos="2977"/>
+          <w:tab w:val="left" w:pos="3261"/>
+          <w:tab w:val="left" w:pos="5103"/>
+          <w:tab w:val="left" w:pos="5387"/>
+          <w:tab w:val="left" w:pos="7371"/>
+          <w:tab w:val="left" w:pos="7655"/>
+        </w:tabs>
+        <w:rPr>
+          <w:color w:val="000000" w:themeColor="text1"/>
+          <w:highlight w:val="cyan"/>
+        </w:rPr>
+      </w:pPr>
+    </w:p>
+    <w:p>
+      <w:pPr>
+        <w:tabs>
+          <w:tab w:val="left" w:pos="2977"/>
+          <w:tab w:val="left" w:pos="3261"/>
+          <w:tab w:val="left" w:pos="5103"/>
+          <w:tab w:val="left" w:pos="5387"/>
+          <w:tab w:val="left" w:pos="7371"/>
+          <w:tab w:val="left" w:pos="7655"/>
+        </w:tabs>
+        <w:rPr>
+          <w:color w:val="000000" w:themeColor="text1"/>
+          <w:highlight w:val="cyan"/>
+        </w:rPr>
+      </w:pPr>
+      <w:r>
+        <w:rPr>
+          <w:color w:val="000000" w:themeColor="text1"/>
+          <w:highlight w:val="cyan"/>
+        </w:rPr>
+        <w:t>5. Kesejahteraan Rakyat</w:t>
+      </w:r>
+    </w:p>
+    <w:p>
+      <w:pPr>
+        <w:tabs>
+          <w:tab w:val="left" w:pos="2977"/>
+          <w:tab w:val="left" w:pos="3261"/>
+          <w:tab w:val="left" w:pos="5103"/>
+          <w:tab w:val="left" w:pos="5387"/>
+          <w:tab w:val="left" w:pos="7371"/>
+          <w:tab w:val="left" w:pos="7655"/>
+        </w:tabs>
+        <w:rPr>
+          <w:color w:val="000000" w:themeColor="text1"/>
+          <w:highlight w:val="cyan"/>
+        </w:rPr>
+      </w:pPr>
+    </w:p>
+    <w:p>
+      <w:pPr>
+        <w:tabs>
+          <w:tab w:val="left" w:pos="2977"/>
+          <w:tab w:val="left" w:pos="3261"/>
+          <w:tab w:val="left" w:pos="5103"/>
+          <w:tab w:val="left" w:pos="5387"/>
+          <w:tab w:val="left" w:pos="7371"/>
+          <w:tab w:val="left" w:pos="7655"/>
+        </w:tabs>
+        <w:jc w:val="both"/>
+        <w:rPr>
+          <w:color w:val="000000" w:themeColor="text1"/>
+        </w:rPr>
+      </w:pPr>
+      <w:r>
+        <w:rPr>
+          <w:color w:val="000000" w:themeColor="text1"/>
+          <w:highlight w:val="cyan"/>
+        </w:rPr>
+        <w:t>Negara bertujuan untuk mewujudkan keadilan sosial dan kesejahteraan bagi seluruh rakyat.</w:t>
+      </w:r>
+    </w:p>
+    <w:p>
+      <w:pPr>
         <w:pStyle w:val="ListParagraph"/>
         <w:numPr>
           <w:ilvl w:val="0"/>
@@ -2227,7 +2627,6 @@
           <w:szCs w:val="24"/>
           <w:lang w:val="id-ID"/>
         </w:rPr>
-        <w:lastRenderedPageBreak/>
         <w:t>Berikut ini adalah pengertian norma kesopanan,</w:t>
       </w:r>
       <w:r>
@@ -3052,6 +3451,7 @@
           <w:b w:val="0"/>
           <w:bCs/>
         </w:rPr>
+        <w:lastRenderedPageBreak/>
         <w:t>Dengan adanya otonomi daerah, potensi sumber daya alam dapat dikelolah oleh sumber daya manusia yang dimiliki oleh daerah setempat supaya daerah dapat berkembang maju. Peran daerah dalam kerangka Negara Kesatuan Republik Indonesia antara lain....</w:t>
       </w:r>
     </w:p>
@@ -3506,7 +3906,6 @@
         <w:rPr>
           <w:lang w:val="id-ID"/>
         </w:rPr>
-        <w:lastRenderedPageBreak/>
         <w:t>Berdasarkan ilustrasi tersebut menunjukkan Pancasila sebagai pandangan hidup yang berfungsi …..</w:t>
       </w:r>
     </w:p>
@@ -4093,6 +4492,7 @@
                 <w:szCs w:val="20"/>
                 <w:lang w:val="id-ID"/>
               </w:rPr>
+              <w:lastRenderedPageBreak/>
               <w:t>UUD NRI Tahun 1945</w:t>
             </w:r>
           </w:p>
@@ -5190,7 +5590,6 @@
           <w:szCs w:val="24"/>
           <w:lang w:val="id-ID"/>
         </w:rPr>
-        <w:lastRenderedPageBreak/>
         <w:t>Perilaku hukum warga negara ditunjukkan dalam bentuk menaati aturan-aturan hukum yang berlaku dalam kehidupan masyarakat. Contoh perilaku hukum yang benar di lingkungan sekolah adalah ....</w:t>
       </w:r>
     </w:p>
@@ -5630,6 +6029,7 @@
           <w:rFonts w:eastAsia="Times New Roman"/>
           <w:lang w:val="id-ID"/>
         </w:rPr>
+        <w:lastRenderedPageBreak/>
         <w:t>berinterkasi dengan siapapun dengan menghilangkan perbedaan dan karkteristik kedaerahan</w:t>
       </w:r>
     </w:p>
@@ -6337,7 +6737,6 @@
           <w:szCs w:val="24"/>
           <w:lang w:val="id-ID" w:eastAsia="id-ID"/>
         </w:rPr>
-        <w:lastRenderedPageBreak/>
         <w:t>Perhatikan pernyataan berikut di bawah ini !</w:t>
       </w:r>
     </w:p>
@@ -7604,6 +8003,7 @@
                 <w:szCs w:val="20"/>
                 <w:lang w:val="id-ID"/>
               </w:rPr>
+              <w:lastRenderedPageBreak/>
               <w:t>3</w:t>
             </w:r>
           </w:p>
@@ -8850,7 +9250,6 @@
         <w:rPr>
           <w:lang w:val="id-ID"/>
         </w:rPr>
-        <w:lastRenderedPageBreak/>
         <w:t>Dari pernyataan di atas merupakan sikap positif yang ditampilkan terhadap pokok-pokok pikiran pembukaan Undang-Undang Dasar Tahun 1945 di lingkungan bangsa dan negara yaitu nomor ....</w:t>
       </w:r>
     </w:p>
@@ -9978,6 +10377,7 @@
                 <w:szCs w:val="20"/>
                 <w:lang w:val="id-ID"/>
               </w:rPr>
+              <w:lastRenderedPageBreak/>
               <w:t>Ciri-ciri Demokrasi dan Otoriter</w:t>
             </w:r>
           </w:p>
@@ -11088,7 +11488,6 @@
           <w:szCs w:val="24"/>
           <w:lang w:val="id-ID"/>
         </w:rPr>
-        <w:lastRenderedPageBreak/>
         <w:t>Keberagaman dalam masyarakat menjadi tantangan karena tumbuhnya perasaan kedaerahan dan kesukuan yang berlebihan dapat mengancam keutuhan bangsa dan Negara Kesatuan Republik Indonesia. Oleh karena itu, upa</w:t>
       </w:r>
       <w:r>
@@ -11617,6 +12016,7 @@
           <w:szCs w:val="24"/>
           <w:lang w:val="id-ID"/>
         </w:rPr>
+        <w:lastRenderedPageBreak/>
         <w:t>Makna penting yang terkandung dalam kegiatan bela negara adalah …</w:t>
       </w:r>
     </w:p>
@@ -12047,8 +12447,6 @@
         </w:rPr>
         <w:t>menerapkan</w:t>
       </w:r>
-      <w:bookmarkStart w:id="0" w:name="_GoBack"/>
-      <w:bookmarkEnd w:id="0"/>
       <w:r>
         <w:rPr>
           <w:rFonts w:eastAsia="Times New Roman"/>
@@ -12185,7 +12583,6 @@
           <w:b/>
           <w:bCs/>
         </w:rPr>
-        <w:lastRenderedPageBreak/>
         <w:t>II.</w:t>
       </w:r>
       <w:r>
@@ -12560,6 +12957,7 @@
           <w:szCs w:val="24"/>
           <w:lang w:val="id-ID"/>
         </w:rPr>
+        <w:lastRenderedPageBreak/>
         <w:t xml:space="preserve">Membela negara itu bukan hanya tugas dan tanggung jawab </w:t>
       </w:r>
       <w:r>
@@ -18441,6 +18839,7 @@
     <w:lsdException w:name="HTML Sample" w:semiHidden="1" w:unhideWhenUsed="1"/>
     <w:lsdException w:name="HTML Typewriter" w:semiHidden="1" w:unhideWhenUsed="1"/>
     <w:lsdException w:name="HTML Variable" w:semiHidden="1" w:unhideWhenUsed="1"/>
+    <w:lsdException w:name="Normal Table" w:semiHidden="1" w:unhideWhenUsed="1"/>
     <w:lsdException w:name="annotation subject" w:semiHidden="1" w:unhideWhenUsed="1"/>
     <w:lsdException w:name="No List" w:semiHidden="1" w:unhideWhenUsed="1"/>
     <w:lsdException w:name="Outline List 1" w:semiHidden="1" w:unhideWhenUsed="1"/>
@@ -18483,8 +18882,11 @@
     <w:lsdException w:name="Table Contemporary" w:semiHidden="1" w:unhideWhenUsed="1"/>
     <w:lsdException w:name="Table Elegant" w:semiHidden="1" w:unhideWhenUsed="1"/>
     <w:lsdException w:name="Table Professional" w:semiHidden="1" w:unhideWhenUsed="1"/>
+    <w:lsdException w:name="Table Subtle 1" w:semiHidden="1" w:unhideWhenUsed="1"/>
     <w:lsdException w:name="Table Subtle 2" w:semiHidden="1" w:unhideWhenUsed="1"/>
     <w:lsdException w:name="Table Web 1" w:semiHidden="1" w:unhideWhenUsed="1"/>
+    <w:lsdException w:name="Table Web 2" w:semiHidden="1" w:unhideWhenUsed="1"/>
+    <w:lsdException w:name="Table Web 3" w:semiHidden="1" w:unhideWhenUsed="1"/>
     <w:lsdException w:name="Balloon Text" w:semiHidden="1" w:unhideWhenUsed="1"/>
     <w:lsdException w:name="Table Grid" w:uiPriority="39"/>
     <w:lsdException w:name="Table Theme" w:semiHidden="1" w:unhideWhenUsed="1"/>

--- a/yang-diujikan/ppkn - pembahasan.docx
+++ b/yang-diujikan/ppkn - pembahasan.docx
@@ -2003,8 +2003,6 @@
         </w:rPr>
         <w:t>2. Peri Kemanusiaan</w:t>
       </w:r>
-      <w:bookmarkStart w:id="0" w:name="_GoBack"/>
-      <w:bookmarkEnd w:id="0"/>
     </w:p>
     <w:p>
       <w:pPr>
@@ -2451,6 +2449,21 @@
     </w:p>
     <w:p>
       <w:pPr>
+        <w:jc w:val="both"/>
+        <w:rPr>
+          <w:color w:val="000000" w:themeColor="text1"/>
+        </w:rPr>
+      </w:pPr>
+      <w:r>
+        <w:rPr>
+          <w:color w:val="000000" w:themeColor="text1"/>
+          <w:highlight w:val="cyan"/>
+        </w:rPr>
+        <w:t>Karena dengan adanya dasar negara (dustur) bertujuan untuk menyatukan rakyat karena membentuk satu pola pikir yang sama</w:t>
+      </w:r>
+    </w:p>
+    <w:p>
+      <w:pPr>
         <w:numPr>
           <w:ilvl w:val="0"/>
           <w:numId w:val="21"/>
@@ -2602,6 +2615,26 @@
     </w:p>
     <w:p>
       <w:pPr>
+        <w:tabs>
+          <w:tab w:val="left" w:pos="2977"/>
+          <w:tab w:val="left" w:pos="5245"/>
+          <w:tab w:val="left" w:pos="5529"/>
+          <w:tab w:val="left" w:pos="7655"/>
+        </w:tabs>
+        <w:rPr>
+          <w:rFonts w:eastAsia="Calibri"/>
+        </w:rPr>
+      </w:pPr>
+      <w:r>
+        <w:rPr>
+          <w:rFonts w:eastAsia="Calibri"/>
+          <w:highlight w:val="cyan"/>
+        </w:rPr>
+        <w:t>Norma itu menentukan mana yang dianggap baik dan mana yang dianggap buruk. Tentunya sebagai aturan tak tertulis dalam suatu masyarakat</w:t>
+      </w:r>
+    </w:p>
+    <w:p>
+      <w:pPr>
         <w:pStyle w:val="ListParagraph"/>
         <w:numPr>
           <w:ilvl w:val="0"/>
@@ -2774,6 +2807,23 @@
           <w:lang w:val="id-ID"/>
         </w:rPr>
         <w:t>sekumpulan peraturan yang mengatur tingkah laku manusia yang berumber dari adat istiadat</w:t>
+      </w:r>
+    </w:p>
+    <w:p>
+      <w:pPr>
+        <w:jc w:val="both"/>
+        <w:rPr>
+          <w:color w:val="000000" w:themeColor="text1"/>
+        </w:rPr>
+      </w:pPr>
+      <w:bookmarkStart w:id="0" w:name="_GoBack"/>
+      <w:bookmarkEnd w:id="0"/>
+      <w:r>
+        <w:rPr>
+          <w:color w:val="000000" w:themeColor="text1"/>
+          <w:highlight w:val="cyan"/>
+        </w:rPr>
+        <w:t>Norma kesopanan itu dibentuk dari perspektif kumpulan orang-orang terhadap suatu tindakan tertentu. Artinya ada orang banyak di sini yang menyepakati suatu pandangan yang sama. Maka, terbentuk dari suatu pergaulan</w:t>
       </w:r>
     </w:p>
     <w:p>
@@ -3315,6 +3365,7 @@
           <w:b w:val="0"/>
           <w:bCs/>
         </w:rPr>
+        <w:lastRenderedPageBreak/>
         <w:t>Otonomi daerah adalah kewenangan daerah otonom untuk mengatur dan mengurus kepentingan masyarakat setempat menurut prakarsa sendiri berdasarkan....</w:t>
       </w:r>
     </w:p>
@@ -3451,7 +3502,6 @@
           <w:b w:val="0"/>
           <w:bCs/>
         </w:rPr>
-        <w:lastRenderedPageBreak/>
         <w:t>Dengan adanya otonomi daerah, potensi sumber daya alam dapat dikelolah oleh sumber daya manusia yang dimiliki oleh daerah setempat supaya daerah dapat berkembang maju. Peran daerah dalam kerangka Negara Kesatuan Republik Indonesia antara lain....</w:t>
       </w:r>
     </w:p>
@@ -4381,6 +4431,7 @@
                 <w:szCs w:val="20"/>
                 <w:lang w:val="id-ID"/>
               </w:rPr>
+              <w:lastRenderedPageBreak/>
               <w:t>I</w:t>
             </w:r>
           </w:p>
@@ -4492,7 +4543,6 @@
                 <w:szCs w:val="20"/>
                 <w:lang w:val="id-ID"/>
               </w:rPr>
-              <w:lastRenderedPageBreak/>
               <w:t>UUD NRI Tahun 1945</w:t>
             </w:r>
           </w:p>
@@ -5999,6 +6049,7 @@
           <w:highlight w:val="yellow"/>
           <w:lang w:val="id-ID"/>
         </w:rPr>
+        <w:lastRenderedPageBreak/>
         <w:t>menjaga</w:t>
       </w:r>
       <w:r>
@@ -6029,7 +6080,6 @@
           <w:rFonts w:eastAsia="Times New Roman"/>
           <w:lang w:val="id-ID"/>
         </w:rPr>
-        <w:lastRenderedPageBreak/>
         <w:t>berinterkasi dengan siapapun dengan menghilangkan perbedaan dan karkteristik kedaerahan</w:t>
       </w:r>
     </w:p>
@@ -7872,6 +7922,7 @@
                 <w:szCs w:val="20"/>
                 <w:lang w:val="id-ID"/>
               </w:rPr>
+              <w:lastRenderedPageBreak/>
               <w:t>2</w:t>
             </w:r>
           </w:p>
@@ -8003,7 +8054,6 @@
                 <w:szCs w:val="20"/>
                 <w:lang w:val="id-ID"/>
               </w:rPr>
-              <w:lastRenderedPageBreak/>
               <w:t>3</w:t>
             </w:r>
           </w:p>
